--- a/DesignPattern/Code with saleh/design pattern doc.docx
+++ b/DesignPattern/Code with saleh/design pattern doc.docx
@@ -25050,7 +25050,7 @@
       <w:pPr>
         <w:bidi/>
         <w:rPr>
-          <w:rFonts w:cs="B Nazanin" w:hint="cs"/>
+          <w:rFonts w:cs="B Nazanin"/>
           <w:sz w:val="28"/>
           <w:szCs w:val="28"/>
           <w:rtl/>
@@ -25073,10 +25073,10 @@
       <w:r>
         <w:rPr>
           <w:rFonts w:cs="B Nazanin"/>
-          <w:sz w:val="28"/>
-          <w:szCs w:val="28"/>
-          <w:rtl/>
-          <w:lang w:bidi="fa-IR"/>
+          <w:noProof/>
+          <w:sz w:val="28"/>
+          <w:szCs w:val="28"/>
+          <w:rtl/>
         </w:rPr>
         <w:drawing>
           <wp:inline distT="0" distB="0" distL="0" distR="0" wp14:anchorId="57E1334A" wp14:editId="1D48FA7D">
@@ -25361,9 +25361,9 @@
       <w:r>
         <w:rPr>
           <w:rFonts w:cs="B Nazanin"/>
-          <w:sz w:val="28"/>
-          <w:szCs w:val="28"/>
-          <w:lang w:bidi="fa-IR"/>
+          <w:noProof/>
+          <w:sz w:val="28"/>
+          <w:szCs w:val="28"/>
         </w:rPr>
         <w:drawing>
           <wp:inline distT="0" distB="0" distL="0" distR="0" wp14:anchorId="5E0B1754" wp14:editId="22F6E19E">
@@ -25416,9 +25416,9 @@
       <w:r>
         <w:rPr>
           <w:rFonts w:cs="B Nazanin"/>
-          <w:sz w:val="28"/>
-          <w:szCs w:val="28"/>
-          <w:lang w:bidi="fa-IR"/>
+          <w:noProof/>
+          <w:sz w:val="28"/>
+          <w:szCs w:val="28"/>
         </w:rPr>
         <w:lastRenderedPageBreak/>
         <w:drawing>
@@ -25472,9 +25472,9 @@
       <w:r>
         <w:rPr>
           <w:rFonts w:cs="B Nazanin"/>
-          <w:sz w:val="28"/>
-          <w:szCs w:val="28"/>
-          <w:lang w:bidi="fa-IR"/>
+          <w:noProof/>
+          <w:sz w:val="28"/>
+          <w:szCs w:val="28"/>
         </w:rPr>
         <w:drawing>
           <wp:inline distT="0" distB="0" distL="0" distR="0" wp14:anchorId="457292D2" wp14:editId="5B52B9E7">
@@ -25551,9 +25551,9 @@
       <w:r>
         <w:rPr>
           <w:rFonts w:cs="B Nazanin"/>
-          <w:sz w:val="28"/>
-          <w:szCs w:val="28"/>
-          <w:lang w:bidi="fa-IR"/>
+          <w:noProof/>
+          <w:sz w:val="28"/>
+          <w:szCs w:val="28"/>
         </w:rPr>
         <w:drawing>
           <wp:inline distT="0" distB="0" distL="0" distR="0" wp14:anchorId="74263EDA" wp14:editId="4E1259C6">
@@ -25606,9 +25606,9 @@
       <w:r>
         <w:rPr>
           <w:rFonts w:cs="B Nazanin"/>
-          <w:sz w:val="28"/>
-          <w:szCs w:val="28"/>
-          <w:lang w:bidi="fa-IR"/>
+          <w:noProof/>
+          <w:sz w:val="28"/>
+          <w:szCs w:val="28"/>
         </w:rPr>
         <w:drawing>
           <wp:inline distT="0" distB="0" distL="0" distR="0" wp14:anchorId="646A6A47" wp14:editId="7EEBFB2E">
@@ -25672,9 +25672,9 @@
       <w:r>
         <w:rPr>
           <w:rFonts w:cs="B Nazanin"/>
-          <w:sz w:val="28"/>
-          <w:szCs w:val="28"/>
-          <w:lang w:bidi="fa-IR"/>
+          <w:noProof/>
+          <w:sz w:val="28"/>
+          <w:szCs w:val="28"/>
         </w:rPr>
         <w:lastRenderedPageBreak/>
         <w:drawing>
@@ -31325,10 +31325,10 @@
       <w:r>
         <w:rPr>
           <w:rFonts w:ascii="Vazir" w:hAnsi="Vazir" w:cs="Vazir"/>
-          <w:sz w:val="28"/>
-          <w:szCs w:val="28"/>
-          <w:rtl/>
-          <w:lang w:bidi="fa-IR"/>
+          <w:noProof/>
+          <w:sz w:val="28"/>
+          <w:szCs w:val="28"/>
+          <w:rtl/>
         </w:rPr>
         <w:drawing>
           <wp:inline distT="0" distB="0" distL="0" distR="0" wp14:anchorId="2DBDD7E7" wp14:editId="7CE7472D">
@@ -31381,10 +31381,10 @@
       <w:r>
         <w:rPr>
           <w:rFonts w:ascii="Vazir" w:hAnsi="Vazir" w:cs="Vazir"/>
-          <w:sz w:val="28"/>
-          <w:szCs w:val="28"/>
-          <w:rtl/>
-          <w:lang w:bidi="fa-IR"/>
+          <w:noProof/>
+          <w:sz w:val="28"/>
+          <w:szCs w:val="28"/>
+          <w:rtl/>
         </w:rPr>
         <w:drawing>
           <wp:inline distT="0" distB="0" distL="0" distR="0" wp14:anchorId="3D2D08DE" wp14:editId="27D83FF3">
@@ -31485,10 +31485,10 @@
       <w:r>
         <w:rPr>
           <w:rFonts w:ascii="Vazir" w:hAnsi="Vazir" w:cs="Vazir"/>
-          <w:sz w:val="28"/>
-          <w:szCs w:val="28"/>
-          <w:rtl/>
-          <w:lang w:bidi="fa-IR"/>
+          <w:noProof/>
+          <w:sz w:val="28"/>
+          <w:szCs w:val="28"/>
+          <w:rtl/>
         </w:rPr>
         <w:lastRenderedPageBreak/>
         <w:drawing>
@@ -33151,10 +33151,10 @@
       <w:r>
         <w:rPr>
           <w:rFonts w:ascii="Vazir" w:hAnsi="Vazir" w:cs="Vazir"/>
-          <w:sz w:val="28"/>
-          <w:szCs w:val="28"/>
-          <w:rtl/>
-          <w:lang w:bidi="fa-IR"/>
+          <w:noProof/>
+          <w:sz w:val="28"/>
+          <w:szCs w:val="28"/>
+          <w:rtl/>
         </w:rPr>
         <w:drawing>
           <wp:inline distT="0" distB="0" distL="0" distR="0" wp14:anchorId="10AACA2E" wp14:editId="7B1F85C7">
@@ -33196,16 +33196,3281 @@
     <w:p>
       <w:pPr>
         <w:bidi/>
-        <w:jc w:val="center"/>
-        <w:rPr>
-          <w:rFonts w:ascii="Vazir" w:hAnsi="Vazir" w:cs="Vazir"/>
-          <w:sz w:val="28"/>
-          <w:szCs w:val="28"/>
-          <w:lang w:bidi="fa-IR"/>
-        </w:rPr>
-      </w:pPr>
+        <w:rPr>
+          <w:rFonts w:ascii="Vazir" w:hAnsi="Vazir" w:cs="Vazir"/>
+          <w:b/>
+          <w:bCs/>
+          <w:color w:val="FFFFFF"/>
+          <w:sz w:val="34"/>
+          <w:szCs w:val="34"/>
+          <w:shd w:val="clear" w:color="auto" w:fill="5C6BC0"/>
+          <w:lang w:bidi="fa-IR"/>
+        </w:rPr>
+      </w:pPr>
+      <w:r>
+        <w:rPr>
+          <w:rFonts w:ascii="Vazir" w:hAnsi="Vazir" w:cs="Vazir" w:hint="cs"/>
+          <w:b/>
+          <w:bCs/>
+          <w:color w:val="FFFFFF"/>
+          <w:sz w:val="34"/>
+          <w:szCs w:val="34"/>
+          <w:shd w:val="clear" w:color="auto" w:fill="5C6BC0"/>
+          <w:rtl/>
+          <w:lang w:bidi="fa-IR"/>
+        </w:rPr>
+        <w:lastRenderedPageBreak/>
+        <w:t xml:space="preserve">الگوهای </w:t>
+      </w:r>
+      <w:r>
+        <w:rPr>
+          <w:rFonts w:ascii="Vazir" w:hAnsi="Vazir" w:cs="Vazir"/>
+          <w:b/>
+          <w:bCs/>
+          <w:color w:val="FFFFFF"/>
+          <w:sz w:val="34"/>
+          <w:szCs w:val="34"/>
+          <w:shd w:val="clear" w:color="auto" w:fill="5C6BC0"/>
+          <w:lang w:bidi="fa-IR"/>
+        </w:rPr>
+        <w:t>Structural</w:t>
+      </w:r>
+    </w:p>
+    <w:p>
+      <w:pPr>
+        <w:bidi/>
+        <w:rPr>
+          <w:rFonts w:ascii="Vazir" w:hAnsi="Vazir" w:cs="Vazir"/>
+          <w:sz w:val="24"/>
+          <w:szCs w:val="24"/>
+          <w:rtl/>
+          <w:lang w:bidi="fa-IR"/>
+        </w:rPr>
+      </w:pPr>
+      <w:r>
+        <w:rPr>
+          <w:rFonts w:ascii="Vazir" w:hAnsi="Vazir" w:cs="Vazir" w:hint="cs"/>
+          <w:sz w:val="24"/>
+          <w:szCs w:val="24"/>
+          <w:rtl/>
+          <w:lang w:bidi="fa-IR"/>
+        </w:rPr>
+        <w:t xml:space="preserve">تمرکز این الگو ها بر ترکیب </w:t>
+      </w:r>
+      <w:r>
+        <w:rPr>
+          <w:rFonts w:ascii="Vazir" w:hAnsi="Vazir" w:cs="Vazir"/>
+          <w:sz w:val="24"/>
+          <w:szCs w:val="24"/>
+          <w:lang w:bidi="fa-IR"/>
+        </w:rPr>
+        <w:t>object</w:t>
+      </w:r>
+      <w:r>
+        <w:rPr>
+          <w:rFonts w:ascii="Vazir" w:hAnsi="Vazir" w:cs="Vazir" w:hint="cs"/>
+          <w:sz w:val="24"/>
+          <w:szCs w:val="24"/>
+          <w:rtl/>
+          <w:lang w:bidi="fa-IR"/>
+        </w:rPr>
+        <w:t xml:space="preserve"> ها و کلاس ها است برای شکل دادن به ساختار های بزرگتر.</w:t>
+      </w:r>
+    </w:p>
+    <w:p>
+      <w:pPr>
+        <w:pStyle w:val="NormalWeb"/>
+        <w:bidi/>
+        <w:rPr>
+          <w:rFonts w:ascii="Vazir" w:hAnsi="Vazir" w:cs="Vazir"/>
+        </w:rPr>
+      </w:pPr>
+      <w:r>
+        <w:rPr>
+          <w:rFonts w:ascii="Vazir" w:hAnsi="Vazir" w:cs="Vazir"/>
+          <w:rtl/>
+        </w:rPr>
+        <w:t>الگوهای</w:t>
+      </w:r>
+      <w:r>
+        <w:rPr>
+          <w:rFonts w:ascii="Vazir" w:hAnsi="Vazir" w:cs="Vazir"/>
+        </w:rPr>
+        <w:t xml:space="preserve"> Structural </w:t>
+      </w:r>
+      <w:r>
+        <w:rPr>
+          <w:rFonts w:ascii="Vazir" w:hAnsi="Vazir" w:cs="Vazir"/>
+          <w:rtl/>
+        </w:rPr>
+        <w:t>یا ساختاری روی مسئله ی ترکیب آبجکت ها و کلاس ها برای شکل دادن ساختار های بزرگ تر تمرکز دارن، به نحوی که قابلیت انعطاف و کارایی برنامه در حد امکان در بالاترین حد باشه</w:t>
+      </w:r>
+      <w:r>
+        <w:rPr>
+          <w:rFonts w:ascii="Vazir" w:hAnsi="Vazir" w:cs="Vazir"/>
+        </w:rPr>
+        <w:t>.</w:t>
+      </w:r>
+    </w:p>
+    <w:p>
+      <w:pPr>
+        <w:pStyle w:val="NormalWeb"/>
+        <w:bidi/>
+        <w:rPr>
+          <w:rFonts w:ascii="Vazir" w:hAnsi="Vazir" w:cs="Vazir"/>
+          <w:rtl/>
+        </w:rPr>
+      </w:pPr>
+      <w:r>
+        <w:rPr>
+          <w:rFonts w:ascii="Vazir" w:hAnsi="Vazir" w:cs="Vazir"/>
+          <w:rtl/>
+        </w:rPr>
+        <w:t>در مجموع الگوهای ساختاری به این علت استفاده میشن که برنامه های سازمان یافته تر، قابل نگهداری تر و</w:t>
+      </w:r>
+      <w:r>
+        <w:rPr>
+          <w:rFonts w:ascii="Vazir" w:hAnsi="Vazir" w:cs="Vazir"/>
+        </w:rPr>
+        <w:t xml:space="preserve"> Scalable </w:t>
+      </w:r>
+      <w:r>
+        <w:rPr>
+          <w:rFonts w:ascii="Vazir" w:hAnsi="Vazir" w:cs="Vazir"/>
+          <w:rtl/>
+        </w:rPr>
+        <w:t>تری داشته باشیم و بتونیم در آینده راحت تر اون رو گسترش بدیم و ویرایش کنیم</w:t>
+      </w:r>
+      <w:r>
+        <w:rPr>
+          <w:rFonts w:ascii="Vazir" w:hAnsi="Vazir" w:cs="Vazir"/>
+        </w:rPr>
+        <w:t>.</w:t>
+      </w:r>
+    </w:p>
+    <w:p>
+      <w:r>
+        <w:rPr>
+          <w:rFonts w:hAnsi="Symbol"/>
+        </w:rPr>
+        <w:t></w:t>
+      </w:r>
+      <w:r>
+        <w:t xml:space="preserve">  </w:t>
+      </w:r>
+      <w:hyperlink r:id="rId36" w:history="1">
+        <w:r>
+          <w:rPr>
+            <w:rStyle w:val="Hyperlink"/>
+          </w:rPr>
+          <w:t>2.1. Adapter</w:t>
+        </w:r>
+      </w:hyperlink>
+      <w:r>
+        <w:t xml:space="preserve"> </w:t>
+      </w:r>
+    </w:p>
+    <w:p>
+      <w:r>
+        <w:rPr>
+          <w:rFonts w:hAnsi="Symbol"/>
+        </w:rPr>
+        <w:t></w:t>
+      </w:r>
+      <w:r>
+        <w:t xml:space="preserve">  </w:t>
+      </w:r>
+      <w:hyperlink r:id="rId37" w:history="1">
+        <w:r>
+          <w:rPr>
+            <w:rStyle w:val="Hyperlink"/>
+          </w:rPr>
+          <w:t>2.2. Bridge</w:t>
+        </w:r>
+      </w:hyperlink>
+      <w:r>
+        <w:t xml:space="preserve"> </w:t>
+      </w:r>
+    </w:p>
+    <w:p>
+      <w:r>
+        <w:rPr>
+          <w:rFonts w:hAnsi="Symbol"/>
+        </w:rPr>
+        <w:t></w:t>
+      </w:r>
+      <w:r>
+        <w:t xml:space="preserve">  </w:t>
+      </w:r>
+      <w:hyperlink r:id="rId38" w:history="1">
+        <w:r>
+          <w:rPr>
+            <w:rStyle w:val="Hyperlink"/>
+          </w:rPr>
+          <w:t>2.3. Composite</w:t>
+        </w:r>
+      </w:hyperlink>
+      <w:r>
+        <w:t xml:space="preserve"> </w:t>
+      </w:r>
+    </w:p>
+    <w:p>
+      <w:r>
+        <w:rPr>
+          <w:rFonts w:hAnsi="Symbol"/>
+        </w:rPr>
+        <w:t></w:t>
+      </w:r>
+      <w:r>
+        <w:t xml:space="preserve">  </w:t>
+      </w:r>
+      <w:hyperlink r:id="rId39" w:history="1">
+        <w:r>
+          <w:rPr>
+            <w:rStyle w:val="Hyperlink"/>
+          </w:rPr>
+          <w:t>2.4. Data Mapper</w:t>
+        </w:r>
+      </w:hyperlink>
+      <w:r>
+        <w:t xml:space="preserve"> </w:t>
+      </w:r>
+    </w:p>
+    <w:p>
+      <w:r>
+        <w:rPr>
+          <w:rFonts w:hAnsi="Symbol"/>
+        </w:rPr>
+        <w:t></w:t>
+      </w:r>
+      <w:r>
+        <w:t xml:space="preserve">  </w:t>
+      </w:r>
+      <w:hyperlink r:id="rId40" w:history="1">
+        <w:r>
+          <w:rPr>
+            <w:rStyle w:val="Hyperlink"/>
+          </w:rPr>
+          <w:t>2.5. Decorator</w:t>
+        </w:r>
+      </w:hyperlink>
+      <w:r>
+        <w:t xml:space="preserve"> </w:t>
+      </w:r>
+    </w:p>
+    <w:p>
+      <w:r>
+        <w:rPr>
+          <w:rFonts w:hAnsi="Symbol"/>
+        </w:rPr>
+        <w:t></w:t>
+      </w:r>
+      <w:r>
+        <w:t xml:space="preserve">  </w:t>
+      </w:r>
+      <w:hyperlink r:id="rId41" w:history="1">
+        <w:r>
+          <w:rPr>
+            <w:rStyle w:val="Hyperlink"/>
+          </w:rPr>
+          <w:t>2.6. Facade</w:t>
+        </w:r>
+      </w:hyperlink>
+      <w:r>
+        <w:t xml:space="preserve"> </w:t>
+      </w:r>
+    </w:p>
+    <w:p>
+      <w:r>
+        <w:rPr>
+          <w:rFonts w:hAnsi="Symbol"/>
+        </w:rPr>
+        <w:t></w:t>
+      </w:r>
+      <w:r>
+        <w:t xml:space="preserve">  </w:t>
+      </w:r>
+      <w:hyperlink r:id="rId42" w:history="1">
+        <w:r>
+          <w:rPr>
+            <w:rStyle w:val="Hyperlink"/>
+          </w:rPr>
+          <w:t>2.7. Flyweight</w:t>
+        </w:r>
+      </w:hyperlink>
+      <w:r>
+        <w:t xml:space="preserve"> </w:t>
+      </w:r>
+    </w:p>
+    <w:p>
+      <w:pPr>
+        <w:pStyle w:val="NormalWeb"/>
+        <w:bidi/>
+        <w:jc w:val="right"/>
+      </w:pPr>
+      <w:r>
+        <w:rPr>
+          <w:rFonts w:hAnsi="Symbol"/>
+        </w:rPr>
+        <w:t></w:t>
+      </w:r>
+      <w:r>
+        <w:t xml:space="preserve">  </w:t>
+      </w:r>
+      <w:hyperlink r:id="rId43" w:history="1">
+        <w:r>
+          <w:rPr>
+            <w:rStyle w:val="Hyperlink"/>
+          </w:rPr>
+          <w:t xml:space="preserve">2.8. </w:t>
+        </w:r>
+      </w:hyperlink>
+      <w:r>
+        <w:t>proxy</w:t>
+      </w:r>
+    </w:p>
+    <w:p>
+      <w:pPr>
+        <w:pStyle w:val="NormalWeb"/>
+        <w:bidi/>
+        <w:rPr>
+          <w:rFonts w:ascii="Vazir" w:hAnsi="Vazir" w:cs="Vazir"/>
+          <w:sz w:val="28"/>
+          <w:szCs w:val="28"/>
+        </w:rPr>
+      </w:pPr>
+    </w:p>
+    <w:p>
+      <w:pPr>
+        <w:bidi/>
+        <w:rPr>
+          <w:rFonts w:ascii="Vazir" w:hAnsi="Vazir" w:cs="Vazir"/>
+          <w:b/>
+          <w:bCs/>
+          <w:color w:val="FFFFFF"/>
+          <w:sz w:val="34"/>
+          <w:szCs w:val="34"/>
+          <w:shd w:val="clear" w:color="auto" w:fill="5C6BC0"/>
+          <w:lang w:bidi="fa-IR"/>
+        </w:rPr>
+      </w:pPr>
+      <w:r>
+        <w:rPr>
+          <w:rFonts w:ascii="Vazir" w:hAnsi="Vazir" w:cs="Vazir"/>
+          <w:b/>
+          <w:bCs/>
+          <w:color w:val="FFFFFF"/>
+          <w:sz w:val="34"/>
+          <w:szCs w:val="34"/>
+          <w:shd w:val="clear" w:color="auto" w:fill="5C6BC0"/>
+          <w:lang w:bidi="fa-IR"/>
+        </w:rPr>
+        <w:t>Adapter</w:t>
+      </w:r>
+    </w:p>
+    <w:p>
+      <w:pPr>
+        <w:bidi/>
+        <w:jc w:val="both"/>
+        <w:rPr>
+          <w:rFonts w:ascii="Vazir" w:hAnsi="Vazir" w:cs="Vazir"/>
+          <w:sz w:val="24"/>
+          <w:szCs w:val="24"/>
+          <w:rtl/>
+          <w:lang w:bidi="fa-IR"/>
+        </w:rPr>
+      </w:pPr>
+      <w:r>
+        <w:rPr>
+          <w:rFonts w:ascii="Vazir" w:hAnsi="Vazir" w:cs="Vazir" w:hint="cs"/>
+          <w:sz w:val="24"/>
+          <w:szCs w:val="24"/>
+          <w:rtl/>
+          <w:lang w:bidi="fa-IR"/>
+        </w:rPr>
+        <w:t xml:space="preserve">یک مسئله کاربردی در این نوع </w:t>
+      </w:r>
+      <w:r>
+        <w:rPr>
+          <w:rFonts w:ascii="Vazir" w:hAnsi="Vazir" w:cs="Vazir"/>
+          <w:sz w:val="24"/>
+          <w:szCs w:val="24"/>
+          <w:lang w:bidi="fa-IR"/>
+        </w:rPr>
+        <w:t>design pattern</w:t>
+      </w:r>
+      <w:r>
+        <w:rPr>
+          <w:rFonts w:ascii="Vazir" w:hAnsi="Vazir" w:cs="Vazir" w:hint="cs"/>
+          <w:sz w:val="24"/>
+          <w:szCs w:val="24"/>
+          <w:rtl/>
+          <w:lang w:bidi="fa-IR"/>
+        </w:rPr>
+        <w:t xml:space="preserve"> این است که یک سری </w:t>
+      </w:r>
+      <w:r>
+        <w:rPr>
+          <w:rFonts w:ascii="Vazir" w:hAnsi="Vazir" w:cs="Vazir"/>
+          <w:sz w:val="24"/>
+          <w:szCs w:val="24"/>
+          <w:lang w:bidi="fa-IR"/>
+        </w:rPr>
+        <w:t>payment method</w:t>
+      </w:r>
+      <w:r>
+        <w:rPr>
+          <w:rFonts w:ascii="Vazir" w:hAnsi="Vazir" w:cs="Vazir" w:hint="cs"/>
+          <w:sz w:val="24"/>
+          <w:szCs w:val="24"/>
+          <w:rtl/>
+          <w:lang w:bidi="fa-IR"/>
+        </w:rPr>
+        <w:t xml:space="preserve"> داریم و برای آن ها یک </w:t>
+      </w:r>
+      <w:r>
+        <w:rPr>
+          <w:rFonts w:ascii="Vazir" w:hAnsi="Vazir" w:cs="Vazir"/>
+          <w:sz w:val="24"/>
+          <w:szCs w:val="24"/>
+          <w:lang w:bidi="fa-IR"/>
+        </w:rPr>
+        <w:t>interface</w:t>
+      </w:r>
+      <w:r>
+        <w:rPr>
+          <w:rFonts w:ascii="Vazir" w:hAnsi="Vazir" w:cs="Vazir" w:hint="cs"/>
+          <w:sz w:val="24"/>
+          <w:szCs w:val="24"/>
+          <w:rtl/>
+          <w:lang w:bidi="fa-IR"/>
+        </w:rPr>
+        <w:t xml:space="preserve"> ایجاد کرده ایم و همه طبق اون در حال پیاده سازی هستند حالا نوع جدیدی داریم که متفاوت و در حالت عادی در قامت </w:t>
+      </w:r>
+      <w:r>
+        <w:rPr>
+          <w:rFonts w:ascii="Vazir" w:hAnsi="Vazir" w:cs="Vazir"/>
+          <w:sz w:val="24"/>
+          <w:szCs w:val="24"/>
+          <w:lang w:bidi="fa-IR"/>
+        </w:rPr>
+        <w:t>interface</w:t>
+      </w:r>
+      <w:r>
+        <w:rPr>
+          <w:rFonts w:ascii="Vazir" w:hAnsi="Vazir" w:cs="Vazir" w:hint="cs"/>
+          <w:sz w:val="24"/>
+          <w:szCs w:val="24"/>
+          <w:rtl/>
+          <w:lang w:bidi="fa-IR"/>
+        </w:rPr>
+        <w:t xml:space="preserve"> ما نمی گنجد با</w:t>
+      </w:r>
+      <w:r>
+        <w:rPr>
+          <w:rFonts w:ascii="Vazir" w:hAnsi="Vazir" w:cs="Vazir" w:hint="cs"/>
+          <w:sz w:val="24"/>
+          <w:szCs w:val="24"/>
+          <w:rtl/>
+          <w:lang w:bidi="fa-IR"/>
+        </w:rPr>
+        <w:t xml:space="preserve"> استفاده از</w:t>
+      </w:r>
+      <w:r>
+        <w:rPr>
+          <w:rFonts w:ascii="Vazir" w:hAnsi="Vazir" w:cs="Vazir" w:hint="cs"/>
+          <w:sz w:val="24"/>
+          <w:szCs w:val="24"/>
+          <w:rtl/>
+          <w:lang w:bidi="fa-IR"/>
+        </w:rPr>
+        <w:t xml:space="preserve"> این الگو میتوانیم نوع متفاوت را در قالب دلخواه خود بگنجانیم.</w:t>
+      </w:r>
+    </w:p>
+    <w:p>
+      <w:pPr>
+        <w:pStyle w:val="NormalWeb"/>
+        <w:bidi/>
+        <w:jc w:val="both"/>
+        <w:rPr>
+          <w:rFonts w:ascii="Vazir" w:hAnsi="Vazir" w:cs="Vazir"/>
+        </w:rPr>
+      </w:pPr>
+      <w:r>
+        <w:rPr>
+          <w:rFonts w:ascii="Vazir" w:hAnsi="Vazir" w:cs="Vazir"/>
+          <w:rtl/>
+        </w:rPr>
+        <w:t>در واقع در چنین حالتی نه سه شاخه تغییری کرده و نه ورودی دو شاخه ی روی دیوار، بلکه این وسط ما یک پل ارتباطی اضافه کردیم که نقش آداپته کننده یا مطابقت دهنده رو بازی می کنه</w:t>
+      </w:r>
+      <w:r>
+        <w:rPr>
+          <w:rFonts w:ascii="Vazir" w:hAnsi="Vazir" w:cs="Vazir"/>
+        </w:rPr>
+        <w:t>.</w:t>
+      </w:r>
+    </w:p>
+    <w:p>
+      <w:pPr>
+        <w:pStyle w:val="NormalWeb"/>
+        <w:bidi/>
+        <w:jc w:val="both"/>
+        <w:rPr>
+          <w:rFonts w:ascii="Vazir" w:hAnsi="Vazir" w:cs="Vazir"/>
+        </w:rPr>
+      </w:pPr>
+      <w:r>
+        <w:rPr>
+          <w:rFonts w:ascii="Vazir" w:hAnsi="Vazir" w:cs="Vazir"/>
+          <w:rtl/>
+        </w:rPr>
+        <w:lastRenderedPageBreak/>
+        <w:t>در الگوی طراحی</w:t>
+      </w:r>
+      <w:r>
+        <w:rPr>
+          <w:rFonts w:ascii="Vazir" w:hAnsi="Vazir" w:cs="Vazir"/>
+        </w:rPr>
+        <w:t xml:space="preserve"> Adap</w:t>
+      </w:r>
       <w:bookmarkStart w:id="0" w:name="_GoBack"/>
       <w:bookmarkEnd w:id="0"/>
+      <w:r>
+        <w:rPr>
+          <w:rFonts w:ascii="Vazir" w:hAnsi="Vazir" w:cs="Vazir"/>
+        </w:rPr>
+        <w:t xml:space="preserve">ter </w:t>
+      </w:r>
+      <w:r>
+        <w:rPr>
+          <w:rFonts w:ascii="Vazir" w:hAnsi="Vazir" w:cs="Vazir"/>
+          <w:rtl/>
+        </w:rPr>
+        <w:t>هم دقیقا چنین اتفاقی رخ میده و این الگو قرار هست به صورت یک سازگار کننده بین</w:t>
+      </w:r>
+      <w:r>
+        <w:rPr>
+          <w:rFonts w:ascii="Vazir" w:hAnsi="Vazir" w:cs="Vazir"/>
+        </w:rPr>
+        <w:t xml:space="preserve"> interface </w:t>
+      </w:r>
+      <w:r>
+        <w:rPr>
+          <w:rFonts w:ascii="Vazir" w:hAnsi="Vazir" w:cs="Vazir"/>
+          <w:rtl/>
+        </w:rPr>
+        <w:t>های مختلف عمل کنه و فراخوانی ها رو از یک</w:t>
+      </w:r>
+      <w:r>
+        <w:rPr>
+          <w:rFonts w:ascii="Vazir" w:hAnsi="Vazir" w:cs="Vazir"/>
+        </w:rPr>
+        <w:t xml:space="preserve"> interface </w:t>
+      </w:r>
+      <w:r>
+        <w:rPr>
+          <w:rFonts w:ascii="Vazir" w:hAnsi="Vazir" w:cs="Vazir"/>
+          <w:rtl/>
+        </w:rPr>
+        <w:t>به</w:t>
+      </w:r>
+      <w:r>
+        <w:rPr>
+          <w:rFonts w:ascii="Vazir" w:hAnsi="Vazir" w:cs="Vazir"/>
+        </w:rPr>
+        <w:t xml:space="preserve"> interface </w:t>
+      </w:r>
+      <w:r>
+        <w:rPr>
+          <w:rFonts w:ascii="Vazir" w:hAnsi="Vazir" w:cs="Vazir"/>
+          <w:rtl/>
+        </w:rPr>
+        <w:t>دوم ترجمه کنه</w:t>
+      </w:r>
+      <w:r>
+        <w:rPr>
+          <w:rFonts w:ascii="Vazir" w:hAnsi="Vazir" w:cs="Vazir"/>
+        </w:rPr>
+        <w:t>.</w:t>
+      </w:r>
+    </w:p>
+    <w:p>
+      <w:pPr>
+        <w:pStyle w:val="NormalWeb"/>
+        <w:bidi/>
+        <w:jc w:val="both"/>
+        <w:rPr>
+          <w:rFonts w:ascii="Vazir" w:hAnsi="Vazir" w:cs="Vazir"/>
+        </w:rPr>
+      </w:pPr>
+      <w:r>
+        <w:rPr>
+          <w:rFonts w:ascii="Vazir" w:hAnsi="Vazir" w:cs="Vazir"/>
+          <w:rtl/>
+        </w:rPr>
+        <w:t>این موضوع باعث میشه</w:t>
+      </w:r>
+      <w:r>
+        <w:rPr>
+          <w:rFonts w:ascii="Vazir" w:hAnsi="Vazir" w:cs="Vazir"/>
+        </w:rPr>
+        <w:t xml:space="preserve"> client </w:t>
+      </w:r>
+      <w:r>
+        <w:rPr>
+          <w:rFonts w:ascii="Vazir" w:hAnsi="Vazir" w:cs="Vazir"/>
+          <w:rtl/>
+        </w:rPr>
+        <w:t>بتونه با کلاس آداپته شده دقیقا مثل کلاس اصلی ارتباط برقرار کنه بدون اینکه متوجه تفاوت بشه</w:t>
+      </w:r>
+      <w:r>
+        <w:rPr>
+          <w:rFonts w:ascii="Vazir" w:hAnsi="Vazir" w:cs="Vazir"/>
+        </w:rPr>
+        <w:t>.</w:t>
+      </w:r>
+    </w:p>
+    <w:p>
+      <w:pPr>
+        <w:pStyle w:val="Heading2"/>
+        <w:bidi/>
+        <w:jc w:val="both"/>
+        <w:rPr>
+          <w:rFonts w:ascii="Vazir" w:hAnsi="Vazir" w:cs="Vazir"/>
+          <w:sz w:val="24"/>
+          <w:szCs w:val="24"/>
+        </w:rPr>
+      </w:pPr>
+      <w:r>
+        <w:rPr>
+          <w:rFonts w:ascii="Vazir" w:hAnsi="Vazir" w:cs="Vazir"/>
+          <w:sz w:val="24"/>
+          <w:szCs w:val="24"/>
+          <w:rtl/>
+        </w:rPr>
+        <w:t>اجزاء</w:t>
+      </w:r>
+    </w:p>
+    <w:p>
+      <w:pPr>
+        <w:pStyle w:val="NormalWeb"/>
+        <w:bidi/>
+        <w:jc w:val="both"/>
+        <w:rPr>
+          <w:rFonts w:ascii="Vazir" w:hAnsi="Vazir" w:cs="Vazir"/>
+        </w:rPr>
+      </w:pPr>
+      <w:r>
+        <w:rPr>
+          <w:rFonts w:ascii="Vazir" w:hAnsi="Vazir" w:cs="Vazir"/>
+          <w:rtl/>
+        </w:rPr>
+        <w:t>الگوی طراحی</w:t>
+      </w:r>
+      <w:r>
+        <w:rPr>
+          <w:rFonts w:ascii="Vazir" w:hAnsi="Vazir" w:cs="Vazir"/>
+        </w:rPr>
+        <w:t xml:space="preserve"> Adapter </w:t>
+      </w:r>
+      <w:r>
+        <w:rPr>
+          <w:rFonts w:ascii="Vazir" w:hAnsi="Vazir" w:cs="Vazir"/>
+          <w:rtl/>
+        </w:rPr>
+        <w:t>از چند بخش اصلی تشکیل میشه</w:t>
+      </w:r>
+      <w:r>
+        <w:rPr>
+          <w:rFonts w:ascii="Vazir" w:hAnsi="Vazir" w:cs="Vazir"/>
+        </w:rPr>
+        <w:t>:</w:t>
+      </w:r>
+    </w:p>
+    <w:p>
+      <w:pPr>
+        <w:pStyle w:val="NormalWeb"/>
+        <w:numPr>
+          <w:ilvl w:val="0"/>
+          <w:numId w:val="13"/>
+        </w:numPr>
+        <w:bidi/>
+        <w:jc w:val="both"/>
+        <w:rPr>
+          <w:rFonts w:ascii="Vazir" w:hAnsi="Vazir" w:cs="Vazir"/>
+        </w:rPr>
+      </w:pPr>
+      <w:r>
+        <w:rPr>
+          <w:rFonts w:ascii="Vazir" w:hAnsi="Vazir" w:cs="Vazir"/>
+        </w:rPr>
+        <w:t xml:space="preserve">Target Interface: </w:t>
+      </w:r>
+      <w:r>
+        <w:rPr>
+          <w:rFonts w:ascii="Vazir" w:hAnsi="Vazir" w:cs="Vazir"/>
+          <w:rtl/>
+        </w:rPr>
+        <w:t>مشخص کننده ی</w:t>
+      </w:r>
+      <w:r>
+        <w:rPr>
+          <w:rFonts w:ascii="Vazir" w:hAnsi="Vazir" w:cs="Vazir"/>
+        </w:rPr>
+        <w:t xml:space="preserve"> interface </w:t>
+      </w:r>
+      <w:r>
+        <w:rPr>
+          <w:rFonts w:ascii="Vazir" w:hAnsi="Vazir" w:cs="Vazir"/>
+          <w:rtl/>
+        </w:rPr>
+        <w:t>ای که</w:t>
+      </w:r>
+      <w:r>
+        <w:rPr>
+          <w:rFonts w:ascii="Vazir" w:hAnsi="Vazir" w:cs="Vazir"/>
+        </w:rPr>
+        <w:t xml:space="preserve"> client </w:t>
+      </w:r>
+      <w:r>
+        <w:rPr>
+          <w:rFonts w:ascii="Vazir" w:hAnsi="Vazir" w:cs="Vazir"/>
+          <w:rtl/>
+        </w:rPr>
+        <w:t>برای ارتباط با</w:t>
+      </w:r>
+      <w:r>
+        <w:rPr>
+          <w:rFonts w:ascii="Vazir" w:hAnsi="Vazir" w:cs="Vazir"/>
+        </w:rPr>
+        <w:t xml:space="preserve"> adapter </w:t>
+      </w:r>
+      <w:r>
+        <w:rPr>
+          <w:rFonts w:ascii="Vazir" w:hAnsi="Vazir" w:cs="Vazir"/>
+          <w:rtl/>
+        </w:rPr>
+        <w:t>از آن استفاده می کند</w:t>
+      </w:r>
+      <w:r>
+        <w:rPr>
+          <w:rFonts w:ascii="Vazir" w:hAnsi="Vazir" w:cs="Vazir"/>
+        </w:rPr>
+        <w:t>.</w:t>
+      </w:r>
+    </w:p>
+    <w:p>
+      <w:pPr>
+        <w:pStyle w:val="NormalWeb"/>
+        <w:numPr>
+          <w:ilvl w:val="0"/>
+          <w:numId w:val="13"/>
+        </w:numPr>
+        <w:bidi/>
+        <w:jc w:val="both"/>
+        <w:rPr>
+          <w:rFonts w:ascii="Vazir" w:hAnsi="Vazir" w:cs="Vazir"/>
+        </w:rPr>
+      </w:pPr>
+      <w:proofErr w:type="spellStart"/>
+      <w:r>
+        <w:rPr>
+          <w:rFonts w:ascii="Vazir" w:hAnsi="Vazir" w:cs="Vazir"/>
+        </w:rPr>
+        <w:t>Adaptee</w:t>
+      </w:r>
+      <w:proofErr w:type="spellEnd"/>
+      <w:r>
+        <w:rPr>
+          <w:rFonts w:ascii="Vazir" w:hAnsi="Vazir" w:cs="Vazir"/>
+        </w:rPr>
+        <w:t xml:space="preserve">: </w:t>
+      </w:r>
+      <w:r>
+        <w:rPr>
+          <w:rFonts w:ascii="Vazir" w:hAnsi="Vazir" w:cs="Vazir"/>
+          <w:rtl/>
+        </w:rPr>
+        <w:t>کلاسی که می بایست آداپته شود</w:t>
+      </w:r>
+      <w:r>
+        <w:rPr>
+          <w:rFonts w:ascii="Vazir" w:hAnsi="Vazir" w:cs="Vazir"/>
+        </w:rPr>
+        <w:t>.</w:t>
+      </w:r>
+    </w:p>
+    <w:p>
+      <w:pPr>
+        <w:pStyle w:val="NormalWeb"/>
+        <w:numPr>
+          <w:ilvl w:val="0"/>
+          <w:numId w:val="13"/>
+        </w:numPr>
+        <w:bidi/>
+        <w:jc w:val="both"/>
+        <w:rPr>
+          <w:rFonts w:ascii="Vazir" w:hAnsi="Vazir" w:cs="Vazir"/>
+        </w:rPr>
+      </w:pPr>
+      <w:proofErr w:type="gramStart"/>
+      <w:r>
+        <w:rPr>
+          <w:rFonts w:ascii="Vazir" w:hAnsi="Vazir" w:cs="Vazir"/>
+        </w:rPr>
+        <w:t>Adapter:</w:t>
+      </w:r>
+      <w:r>
+        <w:rPr>
+          <w:rFonts w:ascii="Vazir" w:hAnsi="Vazir" w:cs="Vazir"/>
+          <w:rtl/>
+        </w:rPr>
+        <w:t>کلاسی</w:t>
+      </w:r>
+      <w:proofErr w:type="gramEnd"/>
+      <w:r>
+        <w:rPr>
+          <w:rFonts w:ascii="Vazir" w:hAnsi="Vazir" w:cs="Vazir"/>
+          <w:rtl/>
+        </w:rPr>
+        <w:t xml:space="preserve"> که</w:t>
+      </w:r>
+      <w:r>
+        <w:rPr>
+          <w:rFonts w:ascii="Vazir" w:hAnsi="Vazir" w:cs="Vazir"/>
+        </w:rPr>
+        <w:t xml:space="preserve"> interface </w:t>
+      </w:r>
+      <w:r>
+        <w:rPr>
+          <w:rFonts w:ascii="Vazir" w:hAnsi="Vazir" w:cs="Vazir"/>
+          <w:rtl/>
+        </w:rPr>
+        <w:t>مربوط به</w:t>
+      </w:r>
+      <w:r>
+        <w:rPr>
+          <w:rFonts w:ascii="Vazir" w:hAnsi="Vazir" w:cs="Vazir"/>
+        </w:rPr>
+        <w:t xml:space="preserve"> </w:t>
+      </w:r>
+      <w:proofErr w:type="spellStart"/>
+      <w:r>
+        <w:rPr>
+          <w:rFonts w:ascii="Vazir" w:hAnsi="Vazir" w:cs="Vazir"/>
+        </w:rPr>
+        <w:t>Adaptee</w:t>
+      </w:r>
+      <w:proofErr w:type="spellEnd"/>
+      <w:r>
+        <w:rPr>
+          <w:rFonts w:ascii="Vazir" w:hAnsi="Vazir" w:cs="Vazir"/>
+        </w:rPr>
+        <w:t xml:space="preserve"> </w:t>
+      </w:r>
+      <w:r>
+        <w:rPr>
+          <w:rFonts w:ascii="Vazir" w:hAnsi="Vazir" w:cs="Vazir"/>
+          <w:rtl/>
+        </w:rPr>
+        <w:t>را با</w:t>
+      </w:r>
+      <w:r>
+        <w:rPr>
+          <w:rFonts w:ascii="Vazir" w:hAnsi="Vazir" w:cs="Vazir"/>
+        </w:rPr>
+        <w:t xml:space="preserve"> Target Interface </w:t>
+      </w:r>
+      <w:r>
+        <w:rPr>
+          <w:rFonts w:ascii="Vazir" w:hAnsi="Vazir" w:cs="Vazir"/>
+          <w:rtl/>
+        </w:rPr>
+        <w:t>هماهنگ می کند</w:t>
+      </w:r>
+      <w:r>
+        <w:rPr>
+          <w:rFonts w:ascii="Vazir" w:hAnsi="Vazir" w:cs="Vazir"/>
+        </w:rPr>
+        <w:t>.</w:t>
+      </w:r>
+    </w:p>
+    <w:p>
+      <w:pPr>
+        <w:pStyle w:val="NormalWeb"/>
+        <w:numPr>
+          <w:ilvl w:val="0"/>
+          <w:numId w:val="13"/>
+        </w:numPr>
+        <w:bidi/>
+        <w:jc w:val="both"/>
+        <w:rPr>
+          <w:rFonts w:ascii="Vazir" w:hAnsi="Vazir" w:cs="Vazir"/>
+          <w:rtl/>
+        </w:rPr>
+      </w:pPr>
+      <w:r>
+        <w:rPr>
+          <w:rFonts w:ascii="Vazir" w:hAnsi="Vazir" w:cs="Vazir"/>
+        </w:rPr>
+        <w:t xml:space="preserve">Client: </w:t>
+      </w:r>
+      <w:r>
+        <w:rPr>
+          <w:rFonts w:ascii="Vazir" w:hAnsi="Vazir" w:cs="Vazir"/>
+          <w:rtl/>
+        </w:rPr>
+        <w:t>کلاسی که از طریق</w:t>
+      </w:r>
+      <w:r>
+        <w:rPr>
+          <w:rFonts w:ascii="Vazir" w:hAnsi="Vazir" w:cs="Vazir"/>
+        </w:rPr>
+        <w:t xml:space="preserve"> Target Interface </w:t>
+      </w:r>
+      <w:r>
+        <w:rPr>
+          <w:rFonts w:ascii="Vazir" w:hAnsi="Vazir" w:cs="Vazir"/>
+          <w:rtl/>
+        </w:rPr>
+        <w:t>با آداپتور ارتباط برقرار می کند بدون اینکه از حضور</w:t>
+      </w:r>
+      <w:r>
+        <w:rPr>
+          <w:rFonts w:ascii="Vazir" w:hAnsi="Vazir" w:cs="Vazir"/>
+        </w:rPr>
+        <w:t xml:space="preserve"> </w:t>
+      </w:r>
+      <w:proofErr w:type="spellStart"/>
+      <w:r>
+        <w:rPr>
+          <w:rFonts w:ascii="Vazir" w:hAnsi="Vazir" w:cs="Vazir"/>
+        </w:rPr>
+        <w:t>Adaptee</w:t>
+      </w:r>
+      <w:proofErr w:type="spellEnd"/>
+      <w:r>
+        <w:rPr>
+          <w:rFonts w:ascii="Vazir" w:hAnsi="Vazir" w:cs="Vazir"/>
+        </w:rPr>
+        <w:t xml:space="preserve"> </w:t>
+      </w:r>
+      <w:r>
+        <w:rPr>
+          <w:rFonts w:ascii="Vazir" w:hAnsi="Vazir" w:cs="Vazir"/>
+          <w:rtl/>
+        </w:rPr>
+        <w:t>اطلاعی داشته باشد</w:t>
+      </w:r>
+      <w:r>
+        <w:rPr>
+          <w:rFonts w:ascii="Vazir" w:hAnsi="Vazir" w:cs="Vazir"/>
+        </w:rPr>
+        <w:t>.</w:t>
+      </w:r>
+    </w:p>
+    <w:p>
+      <w:pPr>
+        <w:pStyle w:val="NormalWeb"/>
+        <w:bidi/>
+        <w:jc w:val="center"/>
+        <w:rPr>
+          <w:rFonts w:ascii="Vazir" w:hAnsi="Vazir" w:cs="Vazir"/>
+          <w:sz w:val="28"/>
+          <w:szCs w:val="28"/>
+          <w:rtl/>
+        </w:rPr>
+      </w:pPr>
+      <w:r>
+        <w:rPr>
+          <w:rFonts w:ascii="Vazir" w:hAnsi="Vazir" w:cs="Vazir"/>
+          <w:sz w:val="28"/>
+          <w:szCs w:val="28"/>
+          <w:rtl/>
+        </w:rPr>
+        <w:drawing>
+          <wp:inline distT="0" distB="0" distL="0" distR="0" wp14:anchorId="7C4302E0" wp14:editId="5075A19F">
+            <wp:extent cx="5943600" cy="2705100"/>
+            <wp:effectExtent l="0" t="0" r="0" b="0"/>
+            <wp:docPr id="18" name="Picture 18"/>
+            <wp:cNvGraphicFramePr>
+              <a:graphicFrameLocks xmlns:a="http://schemas.openxmlformats.org/drawingml/2006/main" noChangeAspect="1"/>
+            </wp:cNvGraphicFramePr>
+            <a:graphic xmlns:a="http://schemas.openxmlformats.org/drawingml/2006/main">
+              <a:graphicData uri="http://schemas.openxmlformats.org/drawingml/2006/picture">
+                <pic:pic xmlns:pic="http://schemas.openxmlformats.org/drawingml/2006/picture">
+                  <pic:nvPicPr>
+                    <pic:cNvPr id="1" name=""/>
+                    <pic:cNvPicPr/>
+                  </pic:nvPicPr>
+                  <pic:blipFill>
+                    <a:blip r:embed="rId44"/>
+                    <a:stretch>
+                      <a:fillRect/>
+                    </a:stretch>
+                  </pic:blipFill>
+                  <pic:spPr>
+                    <a:xfrm>
+                      <a:off x="0" y="0"/>
+                      <a:ext cx="5943600" cy="2705100"/>
+                    </a:xfrm>
+                    <a:prstGeom prst="rect">
+                      <a:avLst/>
+                    </a:prstGeom>
+                  </pic:spPr>
+                </pic:pic>
+              </a:graphicData>
+            </a:graphic>
+          </wp:inline>
+        </w:drawing>
+      </w:r>
+    </w:p>
+    <w:p>
+      <w:pPr>
+        <w:pStyle w:val="NormalWeb"/>
+        <w:bidi/>
+        <w:jc w:val="center"/>
+        <w:rPr>
+          <w:rFonts w:ascii="Vazir" w:hAnsi="Vazir" w:cs="Vazir"/>
+          <w:sz w:val="28"/>
+          <w:szCs w:val="28"/>
+          <w:rtl/>
+        </w:rPr>
+      </w:pPr>
+    </w:p>
+    <w:p>
+      <w:pPr>
+        <w:pStyle w:val="Heading2"/>
+        <w:bidi/>
+        <w:rPr>
+          <w:rFonts w:ascii="Vazir" w:hAnsi="Vazir" w:cs="Vazir"/>
+          <w:sz w:val="24"/>
+          <w:szCs w:val="24"/>
+        </w:rPr>
+      </w:pPr>
+      <w:r>
+        <w:rPr>
+          <w:rFonts w:ascii="Vazir" w:hAnsi="Vazir" w:cs="Vazir"/>
+          <w:sz w:val="24"/>
+          <w:szCs w:val="24"/>
+          <w:rtl/>
+        </w:rPr>
+        <w:lastRenderedPageBreak/>
+        <w:t>چه زمانی استفاده میشه؟</w:t>
+      </w:r>
+    </w:p>
+    <w:p>
+      <w:pPr>
+        <w:pStyle w:val="NormalWeb"/>
+        <w:bidi/>
+        <w:rPr>
+          <w:rFonts w:ascii="Vazir" w:hAnsi="Vazir" w:cs="Vazir"/>
+        </w:rPr>
+      </w:pPr>
+      <w:r>
+        <w:rPr>
+          <w:rFonts w:ascii="Vazir" w:hAnsi="Vazir" w:cs="Vazir"/>
+          <w:rtl/>
+        </w:rPr>
+        <w:t>این الگو رو همونطور که توضیح دادم زمانی استفاده می کنیم که نیاز باشه در برنامه راهی پیدا کنیم برای هماهنگ کردن کلاس های ناهماهنگ با همدیگه</w:t>
+      </w:r>
+      <w:r>
+        <w:rPr>
+          <w:rFonts w:ascii="Vazir" w:hAnsi="Vazir" w:cs="Vazir"/>
+        </w:rPr>
+        <w:t>.</w:t>
+      </w:r>
+    </w:p>
+    <w:p>
+      <w:pPr>
+        <w:pStyle w:val="admonition-title"/>
+        <w:bidi/>
+        <w:rPr>
+          <w:rFonts w:ascii="Vazir" w:hAnsi="Vazir" w:cs="Vazir"/>
+        </w:rPr>
+      </w:pPr>
+      <w:r>
+        <w:rPr>
+          <w:rFonts w:ascii="Vazir" w:hAnsi="Vazir" w:cs="Vazir"/>
+        </w:rPr>
+        <w:t>Caution</w:t>
+      </w:r>
+    </w:p>
+    <w:p>
+      <w:pPr>
+        <w:pStyle w:val="centered"/>
+        <w:bidi/>
+        <w:rPr>
+          <w:rFonts w:ascii="Vazir" w:hAnsi="Vazir" w:cs="Vazir"/>
+        </w:rPr>
+      </w:pPr>
+      <w:r>
+        <w:rPr>
+          <w:rStyle w:val="Strong"/>
+          <w:rFonts w:ascii="Segoe UI Symbol" w:hAnsi="Segoe UI Symbol" w:cs="Segoe UI Symbol"/>
+        </w:rPr>
+        <w:t>✅</w:t>
+      </w:r>
+      <w:r>
+        <w:rPr>
+          <w:rStyle w:val="Strong"/>
+          <w:rFonts w:ascii="Vazir" w:hAnsi="Vazir" w:cs="Vazir"/>
+        </w:rPr>
+        <w:t xml:space="preserve"> </w:t>
+      </w:r>
+      <w:r>
+        <w:rPr>
+          <w:rStyle w:val="Strong"/>
+          <w:rFonts w:ascii="Vazir" w:hAnsi="Vazir" w:cs="Vazir"/>
+          <w:rtl/>
+        </w:rPr>
+        <w:t>مزایای استفاده رعایت اصل تک مسئولیتی از اصول</w:t>
+      </w:r>
+      <w:r>
+        <w:rPr>
+          <w:rStyle w:val="Strong"/>
+          <w:rFonts w:ascii="Vazir" w:hAnsi="Vazir" w:cs="Vazir"/>
+        </w:rPr>
+        <w:t xml:space="preserve"> Solid</w:t>
+      </w:r>
+    </w:p>
+    <w:p>
+      <w:pPr>
+        <w:pStyle w:val="NormalWeb"/>
+        <w:bidi/>
+        <w:rPr>
+          <w:rFonts w:ascii="Vazir" w:hAnsi="Vazir" w:cs="Vazir"/>
+        </w:rPr>
+      </w:pPr>
+      <w:r>
+        <w:rPr>
+          <w:rFonts w:ascii="Vazir" w:hAnsi="Vazir" w:cs="Vazir"/>
+          <w:rtl/>
+        </w:rPr>
+        <w:t>رعایت اصل</w:t>
+      </w:r>
+      <w:r>
+        <w:rPr>
+          <w:rFonts w:ascii="Vazir" w:hAnsi="Vazir" w:cs="Vazir"/>
+        </w:rPr>
+        <w:t xml:space="preserve"> Open/Closed </w:t>
+      </w:r>
+      <w:r>
+        <w:rPr>
+          <w:rFonts w:ascii="Vazir" w:hAnsi="Vazir" w:cs="Vazir"/>
+          <w:rtl/>
+        </w:rPr>
+        <w:t>از اصول</w:t>
+      </w:r>
+      <w:r>
+        <w:rPr>
+          <w:rFonts w:ascii="Vazir" w:hAnsi="Vazir" w:cs="Vazir"/>
+        </w:rPr>
+        <w:t xml:space="preserve"> Solid </w:t>
+      </w:r>
+      <w:r>
+        <w:rPr>
+          <w:rFonts w:ascii="Vazir" w:hAnsi="Vazir" w:cs="Vazir"/>
+          <w:rtl/>
+        </w:rPr>
+        <w:t>با هماهنگ کردن کلاس های جدید با ساختار فعلی بدون تغییر ساختار کد</w:t>
+      </w:r>
+    </w:p>
+    <w:p>
+      <w:pPr>
+        <w:pStyle w:val="NormalWeb"/>
+        <w:bidi/>
+        <w:rPr>
+          <w:rFonts w:ascii="Vazir" w:hAnsi="Vazir" w:cs="Vazir"/>
+        </w:rPr>
+      </w:pPr>
+      <w:r>
+        <w:rPr>
+          <w:rFonts w:ascii="Vazir" w:hAnsi="Vazir" w:cs="Vazir"/>
+          <w:rtl/>
+        </w:rPr>
+        <w:t>جلوگیری از نوشته شدن کدهای زیاد تکرارشونده برای ایجاد اشیاء</w:t>
+      </w:r>
+    </w:p>
+    <w:p>
+      <w:pPr>
+        <w:pStyle w:val="admonition-title"/>
+        <w:bidi/>
+        <w:rPr>
+          <w:rFonts w:ascii="Vazir" w:hAnsi="Vazir" w:cs="Vazir"/>
+        </w:rPr>
+      </w:pPr>
+      <w:r>
+        <w:rPr>
+          <w:rFonts w:ascii="Vazir" w:hAnsi="Vazir" w:cs="Vazir"/>
+        </w:rPr>
+        <w:t>Warning</w:t>
+      </w:r>
+    </w:p>
+    <w:p>
+      <w:pPr>
+        <w:pStyle w:val="centered"/>
+        <w:bidi/>
+        <w:rPr>
+          <w:rFonts w:ascii="Vazir" w:hAnsi="Vazir" w:cs="Vazir"/>
+        </w:rPr>
+      </w:pPr>
+      <w:r>
+        <w:rPr>
+          <w:rStyle w:val="Strong"/>
+          <w:rFonts w:ascii="Segoe UI Symbol" w:hAnsi="Segoe UI Symbol" w:cs="Segoe UI Symbol"/>
+        </w:rPr>
+        <w:t>❌</w:t>
+      </w:r>
+      <w:r>
+        <w:rPr>
+          <w:rStyle w:val="Strong"/>
+          <w:rFonts w:ascii="Vazir" w:hAnsi="Vazir" w:cs="Vazir"/>
+        </w:rPr>
+        <w:t xml:space="preserve"> </w:t>
+      </w:r>
+      <w:r>
+        <w:rPr>
+          <w:rStyle w:val="Strong"/>
+          <w:rFonts w:ascii="Vazir" w:hAnsi="Vazir" w:cs="Vazir"/>
+          <w:rtl/>
+        </w:rPr>
+        <w:t>معایب استفاده</w:t>
+      </w:r>
+    </w:p>
+    <w:p>
+      <w:pPr>
+        <w:pStyle w:val="NormalWeb"/>
+        <w:bidi/>
+        <w:rPr>
+          <w:rFonts w:ascii="Vazir" w:hAnsi="Vazir" w:cs="Vazir"/>
+        </w:rPr>
+      </w:pPr>
+      <w:r>
+        <w:rPr>
+          <w:rFonts w:ascii="Vazir" w:hAnsi="Vazir" w:cs="Vazir"/>
+          <w:rtl/>
+        </w:rPr>
+        <w:t>به علت افزایش تعداد کلاس ها و</w:t>
+      </w:r>
+      <w:r>
+        <w:rPr>
+          <w:rFonts w:ascii="Vazir" w:hAnsi="Vazir" w:cs="Vazir"/>
+        </w:rPr>
+        <w:t xml:space="preserve"> interface </w:t>
+      </w:r>
+      <w:r>
+        <w:rPr>
+          <w:rFonts w:ascii="Vazir" w:hAnsi="Vazir" w:cs="Vazir"/>
+          <w:rtl/>
+        </w:rPr>
+        <w:t>پیچیدگی برنامه قطعا افزایش پیدا می کنه</w:t>
+      </w:r>
+    </w:p>
+    <w:p>
+      <w:pPr>
+        <w:pStyle w:val="Heading2"/>
+        <w:bidi/>
+        <w:rPr>
+          <w:rFonts w:ascii="Vazir" w:hAnsi="Vazir" w:cs="Vazir"/>
+          <w:sz w:val="24"/>
+          <w:szCs w:val="24"/>
+        </w:rPr>
+      </w:pPr>
+      <w:r>
+        <w:rPr>
+          <w:rFonts w:ascii="Vazir" w:hAnsi="Vazir" w:cs="Vazir"/>
+          <w:sz w:val="24"/>
+          <w:szCs w:val="24"/>
+          <w:rtl/>
+        </w:rPr>
+        <w:t>کاربرد عملی</w:t>
+      </w:r>
+    </w:p>
+    <w:p>
+      <w:pPr>
+        <w:pStyle w:val="NormalWeb"/>
+        <w:bidi/>
+        <w:rPr>
+          <w:rFonts w:ascii="Vazir" w:hAnsi="Vazir" w:cs="Vazir"/>
+        </w:rPr>
+      </w:pPr>
+      <w:r>
+        <w:rPr>
+          <w:rFonts w:ascii="Vazir" w:hAnsi="Vazir" w:cs="Vazir"/>
+          <w:rtl/>
+        </w:rPr>
+        <w:t>فرض کنید یک سیستم پرداخت داریم که داره از</w:t>
+      </w:r>
+      <w:r>
+        <w:rPr>
+          <w:rFonts w:ascii="Vazir" w:hAnsi="Vazir" w:cs="Vazir"/>
+        </w:rPr>
+        <w:t xml:space="preserve"> interface </w:t>
+      </w:r>
+      <w:r>
+        <w:rPr>
+          <w:rFonts w:ascii="Vazir" w:hAnsi="Vazir" w:cs="Vazir"/>
+          <w:rtl/>
+        </w:rPr>
+        <w:t>به نام</w:t>
+      </w:r>
+      <w:r>
+        <w:rPr>
+          <w:rFonts w:ascii="Vazir" w:hAnsi="Vazir" w:cs="Vazir"/>
+        </w:rPr>
+        <w:t xml:space="preserve"> Payment </w:t>
+      </w:r>
+      <w:r>
+        <w:rPr>
+          <w:rFonts w:ascii="Vazir" w:hAnsi="Vazir" w:cs="Vazir"/>
+          <w:rtl/>
+        </w:rPr>
+        <w:t>با یک متد</w:t>
+      </w:r>
+      <w:r>
+        <w:rPr>
+          <w:rFonts w:ascii="Vazir" w:hAnsi="Vazir" w:cs="Vazir"/>
+        </w:rPr>
+        <w:t xml:space="preserve"> </w:t>
+      </w:r>
+      <w:proofErr w:type="spellStart"/>
+      <w:r>
+        <w:rPr>
+          <w:rFonts w:ascii="Vazir" w:hAnsi="Vazir" w:cs="Vazir"/>
+        </w:rPr>
+        <w:t>processPayment</w:t>
+      </w:r>
+      <w:proofErr w:type="spellEnd"/>
+      <w:r>
+        <w:rPr>
+          <w:rFonts w:ascii="Vazir" w:hAnsi="Vazir" w:cs="Vazir"/>
+        </w:rPr>
+        <w:t xml:space="preserve"> </w:t>
+      </w:r>
+      <w:r>
+        <w:rPr>
+          <w:rFonts w:ascii="Vazir" w:hAnsi="Vazir" w:cs="Vazir"/>
+          <w:rtl/>
+        </w:rPr>
+        <w:t>استفاده می کنیم</w:t>
+      </w:r>
+      <w:r>
+        <w:rPr>
+          <w:rFonts w:ascii="Vazir" w:hAnsi="Vazir" w:cs="Vazir"/>
+        </w:rPr>
+        <w:t>.</w:t>
+      </w:r>
+    </w:p>
+    <w:p>
+      <w:pPr>
+        <w:pStyle w:val="NormalWeb"/>
+        <w:bidi/>
+        <w:rPr>
+          <w:rFonts w:ascii="Vazir" w:hAnsi="Vazir" w:cs="Vazir"/>
+        </w:rPr>
+      </w:pPr>
+      <w:r>
+        <w:rPr>
+          <w:rFonts w:ascii="Vazir" w:hAnsi="Vazir" w:cs="Vazir"/>
+          <w:rtl/>
+        </w:rPr>
+        <w:t>حالا یک کلاس یا پکیج جدید به ما داده میشه که در برنامه مون استفاده کنیم بدون اینکه ساختار کلاس رو عوض کنیم</w:t>
+      </w:r>
+      <w:r>
+        <w:rPr>
+          <w:rFonts w:ascii="Vazir" w:hAnsi="Vazir" w:cs="Vazir"/>
+        </w:rPr>
+        <w:t>.</w:t>
+      </w:r>
+    </w:p>
+    <w:p>
+      <w:pPr>
+        <w:pStyle w:val="NormalWeb"/>
+        <w:bidi/>
+        <w:rPr>
+          <w:rFonts w:ascii="Vazir" w:hAnsi="Vazir" w:cs="Vazir"/>
+        </w:rPr>
+      </w:pPr>
+      <w:r>
+        <w:rPr>
+          <w:rFonts w:ascii="Vazir" w:hAnsi="Vazir" w:cs="Vazir"/>
+          <w:rtl/>
+        </w:rPr>
+        <w:t>اینجاست که الگوی</w:t>
+      </w:r>
+      <w:r>
+        <w:rPr>
+          <w:rFonts w:ascii="Vazir" w:hAnsi="Vazir" w:cs="Vazir"/>
+        </w:rPr>
+        <w:t xml:space="preserve"> Adapter </w:t>
+      </w:r>
+      <w:r>
+        <w:rPr>
+          <w:rFonts w:ascii="Vazir" w:hAnsi="Vazir" w:cs="Vazir"/>
+          <w:rtl/>
+        </w:rPr>
+        <w:t>وارد عمل میشه</w:t>
+      </w:r>
+      <w:r>
+        <w:rPr>
+          <w:rFonts w:ascii="Vazir" w:hAnsi="Vazir" w:cs="Vazir"/>
+        </w:rPr>
+        <w:t>.</w:t>
+      </w:r>
+    </w:p>
+    <w:p>
+      <w:pPr>
+        <w:pStyle w:val="Heading2"/>
+        <w:bidi/>
+        <w:rPr>
+          <w:rFonts w:ascii="Vazir" w:hAnsi="Vazir" w:cs="Vazir"/>
+          <w:sz w:val="24"/>
+          <w:szCs w:val="24"/>
+        </w:rPr>
+      </w:pPr>
+      <w:r>
+        <w:rPr>
+          <w:rFonts w:ascii="Vazir" w:hAnsi="Vazir" w:cs="Vazir"/>
+          <w:sz w:val="24"/>
+          <w:szCs w:val="24"/>
+          <w:rtl/>
+        </w:rPr>
+        <w:t>پیاده سازی</w:t>
+      </w:r>
+    </w:p>
+    <w:p>
+      <w:pPr>
+        <w:pStyle w:val="NormalWeb"/>
+        <w:bidi/>
+        <w:rPr>
+          <w:rFonts w:ascii="Vazir" w:hAnsi="Vazir" w:cs="Vazir"/>
+        </w:rPr>
+      </w:pPr>
+      <w:r>
+        <w:rPr>
+          <w:rFonts w:ascii="Vazir" w:hAnsi="Vazir" w:cs="Vazir"/>
+          <w:rtl/>
+        </w:rPr>
+        <w:t>ساختار</w:t>
+      </w:r>
+      <w:r>
+        <w:rPr>
+          <w:rFonts w:ascii="Vazir" w:hAnsi="Vazir" w:cs="Vazir"/>
+        </w:rPr>
+        <w:t xml:space="preserve"> interface </w:t>
+      </w:r>
+      <w:r>
+        <w:rPr>
+          <w:rFonts w:ascii="Vazir" w:hAnsi="Vazir" w:cs="Vazir"/>
+          <w:rtl/>
+        </w:rPr>
+        <w:t>ای که برنامه در حال حاضر داره ازش استفاده می کنه</w:t>
+      </w:r>
+      <w:r>
+        <w:rPr>
+          <w:rFonts w:ascii="Vazir" w:hAnsi="Vazir" w:cs="Vazir"/>
+        </w:rPr>
+        <w:t>:</w:t>
+      </w:r>
+    </w:p>
+    <w:p>
+      <w:pPr>
+        <w:pStyle w:val="HTMLPreformatted"/>
+      </w:pPr>
+      <w:proofErr w:type="gramStart"/>
+      <w:r>
+        <w:rPr>
+          <w:rStyle w:val="cp"/>
+        </w:rPr>
+        <w:t>&lt;?</w:t>
+      </w:r>
+      <w:proofErr w:type="spellStart"/>
+      <w:r>
+        <w:rPr>
+          <w:rStyle w:val="cp"/>
+        </w:rPr>
+        <w:t>php</w:t>
+      </w:r>
+      <w:proofErr w:type="spellEnd"/>
+      <w:proofErr w:type="gramEnd"/>
+    </w:p>
+    <w:p>
+      <w:pPr>
+        <w:pStyle w:val="HTMLPreformatted"/>
+      </w:pPr>
+    </w:p>
+    <w:p>
+      <w:pPr>
+        <w:pStyle w:val="HTMLPreformatted"/>
+      </w:pPr>
+      <w:r>
+        <w:rPr>
+          <w:rStyle w:val="c1"/>
+        </w:rPr>
+        <w:t>// Payment Interface</w:t>
+      </w:r>
+    </w:p>
+    <w:p>
+      <w:pPr>
+        <w:pStyle w:val="HTMLPreformatted"/>
+      </w:pPr>
+      <w:r>
+        <w:rPr>
+          <w:rStyle w:val="k"/>
+        </w:rPr>
+        <w:t>interface</w:t>
+      </w:r>
+      <w:r>
+        <w:t xml:space="preserve"> </w:t>
+      </w:r>
+      <w:r>
+        <w:rPr>
+          <w:rStyle w:val="nx"/>
+        </w:rPr>
+        <w:t>Payment</w:t>
+      </w:r>
+      <w:r>
+        <w:t xml:space="preserve"> </w:t>
+      </w:r>
+      <w:r>
+        <w:rPr>
+          <w:rStyle w:val="p"/>
+          <w:rFonts w:eastAsiaTheme="majorEastAsia"/>
+        </w:rPr>
+        <w:t>{</w:t>
+      </w:r>
+    </w:p>
+    <w:p>
+      <w:pPr>
+        <w:pStyle w:val="HTMLPreformatted"/>
+      </w:pPr>
+      <w:r>
+        <w:t xml:space="preserve">    </w:t>
+      </w:r>
+      <w:r>
+        <w:rPr>
+          <w:rStyle w:val="k"/>
+        </w:rPr>
+        <w:t>public</w:t>
+      </w:r>
+      <w:r>
+        <w:t xml:space="preserve"> </w:t>
+      </w:r>
+      <w:r>
+        <w:rPr>
+          <w:rStyle w:val="k"/>
+        </w:rPr>
+        <w:t>function</w:t>
+      </w:r>
+      <w:r>
+        <w:t xml:space="preserve"> </w:t>
+      </w:r>
+      <w:proofErr w:type="spellStart"/>
+      <w:r>
+        <w:rPr>
+          <w:rStyle w:val="nf"/>
+        </w:rPr>
+        <w:t>processPayment</w:t>
+      </w:r>
+      <w:proofErr w:type="spellEnd"/>
+      <w:r>
+        <w:rPr>
+          <w:rStyle w:val="p"/>
+          <w:rFonts w:eastAsiaTheme="majorEastAsia"/>
+        </w:rPr>
+        <w:t>(</w:t>
+      </w:r>
+      <w:r>
+        <w:rPr>
+          <w:rStyle w:val="nv"/>
+        </w:rPr>
+        <w:t>$amount</w:t>
+      </w:r>
+      <w:r>
+        <w:rPr>
+          <w:rStyle w:val="p"/>
+          <w:rFonts w:eastAsiaTheme="majorEastAsia"/>
+        </w:rPr>
+        <w:t>);</w:t>
+      </w:r>
+    </w:p>
+    <w:p>
+      <w:pPr>
+        <w:pStyle w:val="HTMLPreformatted"/>
+      </w:pPr>
+      <w:r>
+        <w:rPr>
+          <w:rStyle w:val="p"/>
+          <w:rFonts w:eastAsiaTheme="majorEastAsia"/>
+        </w:rPr>
+        <w:lastRenderedPageBreak/>
+        <w:t>}</w:t>
+      </w:r>
+    </w:p>
+    <w:p>
+      <w:pPr>
+        <w:pStyle w:val="NormalWeb"/>
+        <w:bidi/>
+        <w:rPr>
+          <w:rFonts w:ascii="Vazir" w:hAnsi="Vazir" w:cs="Vazir"/>
+          <w:sz w:val="28"/>
+          <w:szCs w:val="28"/>
+        </w:rPr>
+      </w:pPr>
+      <w:r>
+        <w:rPr>
+          <w:rFonts w:ascii="Vazir" w:hAnsi="Vazir" w:cs="Vazir"/>
+          <w:sz w:val="28"/>
+          <w:szCs w:val="28"/>
+          <w:rtl/>
+        </w:rPr>
+        <w:t>و کلاسی که در اختیار ما قرار گرفته و با این</w:t>
+      </w:r>
+      <w:r>
+        <w:rPr>
+          <w:rFonts w:ascii="Vazir" w:hAnsi="Vazir" w:cs="Vazir"/>
+          <w:sz w:val="28"/>
+          <w:szCs w:val="28"/>
+        </w:rPr>
+        <w:t xml:space="preserve"> interface </w:t>
+      </w:r>
+      <w:r>
+        <w:rPr>
+          <w:rFonts w:ascii="Vazir" w:hAnsi="Vazir" w:cs="Vazir"/>
+          <w:sz w:val="28"/>
+          <w:szCs w:val="28"/>
+          <w:rtl/>
+        </w:rPr>
+        <w:t>هماهنگ نیست</w:t>
+      </w:r>
+      <w:r>
+        <w:rPr>
+          <w:rFonts w:ascii="Vazir" w:hAnsi="Vazir" w:cs="Vazir"/>
+          <w:sz w:val="28"/>
+          <w:szCs w:val="28"/>
+        </w:rPr>
+        <w:t>:</w:t>
+      </w:r>
+    </w:p>
+    <w:p>
+      <w:pPr>
+        <w:pStyle w:val="HTMLPreformatted"/>
+      </w:pPr>
+      <w:proofErr w:type="gramStart"/>
+      <w:r>
+        <w:rPr>
+          <w:rStyle w:val="cp"/>
+        </w:rPr>
+        <w:t>&lt;?</w:t>
+      </w:r>
+      <w:proofErr w:type="spellStart"/>
+      <w:r>
+        <w:rPr>
+          <w:rStyle w:val="cp"/>
+        </w:rPr>
+        <w:t>php</w:t>
+      </w:r>
+      <w:proofErr w:type="spellEnd"/>
+      <w:proofErr w:type="gramEnd"/>
+    </w:p>
+    <w:p>
+      <w:pPr>
+        <w:pStyle w:val="HTMLPreformatted"/>
+      </w:pPr>
+    </w:p>
+    <w:p>
+      <w:pPr>
+        <w:pStyle w:val="HTMLPreformatted"/>
+      </w:pPr>
+      <w:r>
+        <w:rPr>
+          <w:rStyle w:val="c1"/>
+        </w:rPr>
+        <w:t>// Third-Party Payment Gateway API</w:t>
+      </w:r>
+    </w:p>
+    <w:p>
+      <w:pPr>
+        <w:pStyle w:val="HTMLPreformatted"/>
+      </w:pPr>
+      <w:r>
+        <w:rPr>
+          <w:rStyle w:val="k"/>
+        </w:rPr>
+        <w:t>class</w:t>
+      </w:r>
+      <w:r>
+        <w:t xml:space="preserve"> </w:t>
+      </w:r>
+      <w:proofErr w:type="spellStart"/>
+      <w:r>
+        <w:rPr>
+          <w:rStyle w:val="nc"/>
+        </w:rPr>
+        <w:t>PaymentGateway</w:t>
+      </w:r>
+      <w:proofErr w:type="spellEnd"/>
+      <w:r>
+        <w:t xml:space="preserve"> </w:t>
+      </w:r>
+      <w:r>
+        <w:rPr>
+          <w:rStyle w:val="p"/>
+          <w:rFonts w:eastAsiaTheme="majorEastAsia"/>
+        </w:rPr>
+        <w:t>{</w:t>
+      </w:r>
+    </w:p>
+    <w:p>
+      <w:pPr>
+        <w:pStyle w:val="HTMLPreformatted"/>
+      </w:pPr>
+      <w:r>
+        <w:t xml:space="preserve">    </w:t>
+      </w:r>
+      <w:r>
+        <w:rPr>
+          <w:rStyle w:val="k"/>
+        </w:rPr>
+        <w:t>public</w:t>
+      </w:r>
+      <w:r>
+        <w:t xml:space="preserve"> </w:t>
+      </w:r>
+      <w:r>
+        <w:rPr>
+          <w:rStyle w:val="k"/>
+        </w:rPr>
+        <w:t>function</w:t>
+      </w:r>
+      <w:r>
+        <w:t xml:space="preserve"> </w:t>
+      </w:r>
+      <w:proofErr w:type="spellStart"/>
+      <w:r>
+        <w:rPr>
+          <w:rStyle w:val="nf"/>
+        </w:rPr>
+        <w:t>makePayment</w:t>
+      </w:r>
+      <w:proofErr w:type="spellEnd"/>
+      <w:r>
+        <w:rPr>
+          <w:rStyle w:val="p"/>
+          <w:rFonts w:eastAsiaTheme="majorEastAsia"/>
+        </w:rPr>
+        <w:t>(</w:t>
+      </w:r>
+      <w:r>
+        <w:rPr>
+          <w:rStyle w:val="nv"/>
+        </w:rPr>
+        <w:t>$amount</w:t>
+      </w:r>
+      <w:r>
+        <w:rPr>
+          <w:rStyle w:val="p"/>
+          <w:rFonts w:eastAsiaTheme="majorEastAsia"/>
+        </w:rPr>
+        <w:t>)</w:t>
+      </w:r>
+      <w:r>
+        <w:rPr>
+          <w:rStyle w:val="o"/>
+        </w:rPr>
+        <w:t>:</w:t>
+      </w:r>
+      <w:r>
+        <w:t xml:space="preserve"> </w:t>
+      </w:r>
+      <w:r>
+        <w:rPr>
+          <w:rStyle w:val="nx"/>
+        </w:rPr>
+        <w:t>void</w:t>
+      </w:r>
+    </w:p>
+    <w:p>
+      <w:pPr>
+        <w:pStyle w:val="HTMLPreformatted"/>
+      </w:pPr>
+      <w:r>
+        <w:t xml:space="preserve">    </w:t>
+      </w:r>
+      <w:r>
+        <w:rPr>
+          <w:rStyle w:val="p"/>
+          <w:rFonts w:eastAsiaTheme="majorEastAsia"/>
+        </w:rPr>
+        <w:t>{</w:t>
+      </w:r>
+    </w:p>
+    <w:p>
+      <w:pPr>
+        <w:pStyle w:val="HTMLPreformatted"/>
+      </w:pPr>
+      <w:r>
+        <w:t xml:space="preserve">        </w:t>
+      </w:r>
+      <w:r>
+        <w:rPr>
+          <w:rStyle w:val="c1"/>
+        </w:rPr>
+        <w:t>// code to make payment through the third-party payment gateway API</w:t>
+      </w:r>
+    </w:p>
+    <w:p>
+      <w:pPr>
+        <w:pStyle w:val="HTMLPreformatted"/>
+      </w:pPr>
+      <w:r>
+        <w:t xml:space="preserve">        </w:t>
+      </w:r>
+      <w:r>
+        <w:rPr>
+          <w:rStyle w:val="k"/>
+        </w:rPr>
+        <w:t>echo</w:t>
+      </w:r>
+      <w:r>
+        <w:t xml:space="preserve"> </w:t>
+      </w:r>
+      <w:r>
+        <w:rPr>
+          <w:rStyle w:val="s2"/>
+        </w:rPr>
+        <w:t xml:space="preserve">"Payment of </w:t>
+      </w:r>
+      <w:r>
+        <w:rPr>
+          <w:rStyle w:val="si"/>
+        </w:rPr>
+        <w:t>$amount</w:t>
+      </w:r>
+      <w:r>
+        <w:rPr>
+          <w:rStyle w:val="s2"/>
+        </w:rPr>
+        <w:t xml:space="preserve"> processed using the third-party payment gateway API</w:t>
+      </w:r>
+      <w:r>
+        <w:rPr>
+          <w:rStyle w:val="se"/>
+        </w:rPr>
+        <w:t>\n</w:t>
+      </w:r>
+      <w:r>
+        <w:rPr>
+          <w:rStyle w:val="s2"/>
+        </w:rPr>
+        <w:t>"</w:t>
+      </w:r>
+      <w:r>
+        <w:rPr>
+          <w:rStyle w:val="p"/>
+          <w:rFonts w:eastAsiaTheme="majorEastAsia"/>
+        </w:rPr>
+        <w:t>;</w:t>
+      </w:r>
+    </w:p>
+    <w:p>
+      <w:pPr>
+        <w:pStyle w:val="HTMLPreformatted"/>
+      </w:pPr>
+      <w:r>
+        <w:t xml:space="preserve">    </w:t>
+      </w:r>
+      <w:r>
+        <w:rPr>
+          <w:rStyle w:val="p"/>
+          <w:rFonts w:eastAsiaTheme="majorEastAsia"/>
+        </w:rPr>
+        <w:t>}</w:t>
+      </w:r>
+    </w:p>
+    <w:p>
+      <w:pPr>
+        <w:pStyle w:val="HTMLPreformatted"/>
+      </w:pPr>
+      <w:r>
+        <w:rPr>
+          <w:rStyle w:val="p"/>
+          <w:rFonts w:eastAsiaTheme="majorEastAsia"/>
+        </w:rPr>
+        <w:t>}</w:t>
+      </w:r>
+    </w:p>
+    <w:p>
+      <w:pPr>
+        <w:pStyle w:val="NormalWeb"/>
+        <w:bidi/>
+        <w:rPr>
+          <w:rFonts w:ascii="Vazir" w:hAnsi="Vazir" w:cs="Vazir"/>
+        </w:rPr>
+      </w:pPr>
+      <w:r>
+        <w:rPr>
+          <w:rFonts w:ascii="Vazir" w:hAnsi="Vazir" w:cs="Vazir"/>
+          <w:rtl/>
+        </w:rPr>
+        <w:t>اینجاست که با کلاس</w:t>
+      </w:r>
+      <w:r>
+        <w:rPr>
+          <w:rFonts w:ascii="Vazir" w:hAnsi="Vazir" w:cs="Vazir"/>
+        </w:rPr>
+        <w:t xml:space="preserve"> Adapter </w:t>
+      </w:r>
+      <w:r>
+        <w:rPr>
+          <w:rFonts w:ascii="Vazir" w:hAnsi="Vazir" w:cs="Vazir"/>
+          <w:rtl/>
+        </w:rPr>
+        <w:t>میایم تا این هماهنگی رو انجام بدیم</w:t>
+      </w:r>
+      <w:r>
+        <w:rPr>
+          <w:rFonts w:ascii="Vazir" w:hAnsi="Vazir" w:cs="Vazir"/>
+        </w:rPr>
+        <w:t>:</w:t>
+      </w:r>
+    </w:p>
+    <w:p>
+      <w:pPr>
+        <w:pStyle w:val="HTMLPreformatted"/>
+      </w:pPr>
+      <w:proofErr w:type="gramStart"/>
+      <w:r>
+        <w:rPr>
+          <w:rStyle w:val="cp"/>
+        </w:rPr>
+        <w:t>&lt;?</w:t>
+      </w:r>
+      <w:proofErr w:type="spellStart"/>
+      <w:r>
+        <w:rPr>
+          <w:rStyle w:val="cp"/>
+        </w:rPr>
+        <w:t>php</w:t>
+      </w:r>
+      <w:proofErr w:type="spellEnd"/>
+      <w:proofErr w:type="gramEnd"/>
+    </w:p>
+    <w:p>
+      <w:pPr>
+        <w:pStyle w:val="HTMLPreformatted"/>
+      </w:pPr>
+    </w:p>
+    <w:p>
+      <w:pPr>
+        <w:pStyle w:val="HTMLPreformatted"/>
+      </w:pPr>
+      <w:r>
+        <w:rPr>
+          <w:rStyle w:val="c1"/>
+        </w:rPr>
+        <w:t>// Adapter Class</w:t>
+      </w:r>
+    </w:p>
+    <w:p>
+      <w:pPr>
+        <w:pStyle w:val="HTMLPreformatted"/>
+      </w:pPr>
+      <w:r>
+        <w:rPr>
+          <w:rStyle w:val="k"/>
+        </w:rPr>
+        <w:t>class</w:t>
+      </w:r>
+      <w:r>
+        <w:t xml:space="preserve"> </w:t>
+      </w:r>
+      <w:proofErr w:type="spellStart"/>
+      <w:r>
+        <w:rPr>
+          <w:rStyle w:val="nc"/>
+        </w:rPr>
+        <w:t>PaymentGatewayAdapter</w:t>
+      </w:r>
+      <w:proofErr w:type="spellEnd"/>
+      <w:r>
+        <w:t xml:space="preserve"> </w:t>
+      </w:r>
+      <w:r>
+        <w:rPr>
+          <w:rStyle w:val="k"/>
+        </w:rPr>
+        <w:t>implements</w:t>
+      </w:r>
+      <w:r>
+        <w:t xml:space="preserve"> </w:t>
+      </w:r>
+      <w:r>
+        <w:rPr>
+          <w:rStyle w:val="nx"/>
+        </w:rPr>
+        <w:t>Payment</w:t>
+      </w:r>
+      <w:r>
+        <w:t xml:space="preserve"> </w:t>
+      </w:r>
+      <w:r>
+        <w:rPr>
+          <w:rStyle w:val="p"/>
+          <w:rFonts w:eastAsiaTheme="majorEastAsia"/>
+        </w:rPr>
+        <w:t>{</w:t>
+      </w:r>
+    </w:p>
+    <w:p>
+      <w:pPr>
+        <w:pStyle w:val="HTMLPreformatted"/>
+      </w:pPr>
+      <w:r>
+        <w:t xml:space="preserve">    </w:t>
+      </w:r>
+      <w:r>
+        <w:rPr>
+          <w:rStyle w:val="k"/>
+        </w:rPr>
+        <w:t>private</w:t>
+      </w:r>
+      <w:r>
+        <w:t xml:space="preserve"> </w:t>
+      </w:r>
+      <w:proofErr w:type="spellStart"/>
+      <w:r>
+        <w:rPr>
+          <w:rStyle w:val="nx"/>
+        </w:rPr>
+        <w:t>PaymentGateway</w:t>
+      </w:r>
+      <w:proofErr w:type="spellEnd"/>
+      <w:r>
+        <w:t xml:space="preserve"> </w:t>
+      </w:r>
+      <w:r>
+        <w:rPr>
+          <w:rStyle w:val="nv"/>
+        </w:rPr>
+        <w:t>$</w:t>
+      </w:r>
+      <w:proofErr w:type="spellStart"/>
+      <w:r>
+        <w:rPr>
+          <w:rStyle w:val="nv"/>
+        </w:rPr>
+        <w:t>paymentGateway</w:t>
+      </w:r>
+      <w:proofErr w:type="spellEnd"/>
+      <w:r>
+        <w:rPr>
+          <w:rStyle w:val="p"/>
+          <w:rFonts w:eastAsiaTheme="majorEastAsia"/>
+        </w:rPr>
+        <w:t>;</w:t>
+      </w:r>
+    </w:p>
+    <w:p>
+      <w:pPr>
+        <w:pStyle w:val="HTMLPreformatted"/>
+      </w:pPr>
+    </w:p>
+    <w:p>
+      <w:pPr>
+        <w:pStyle w:val="HTMLPreformatted"/>
+      </w:pPr>
+      <w:r>
+        <w:t xml:space="preserve">    </w:t>
+      </w:r>
+      <w:r>
+        <w:rPr>
+          <w:rStyle w:val="k"/>
+        </w:rPr>
+        <w:t>public</w:t>
+      </w:r>
+      <w:r>
+        <w:t xml:space="preserve"> </w:t>
+      </w:r>
+      <w:r>
+        <w:rPr>
+          <w:rStyle w:val="k"/>
+        </w:rPr>
+        <w:t>function</w:t>
+      </w:r>
+      <w:r>
+        <w:t xml:space="preserve"> </w:t>
+      </w:r>
+      <w:r>
+        <w:rPr>
+          <w:rStyle w:val="fm"/>
+        </w:rPr>
+        <w:t>__</w:t>
+      </w:r>
+      <w:proofErr w:type="gramStart"/>
+      <w:r>
+        <w:rPr>
+          <w:rStyle w:val="fm"/>
+        </w:rPr>
+        <w:t>construct</w:t>
+      </w:r>
+      <w:r>
+        <w:rPr>
+          <w:rStyle w:val="p"/>
+          <w:rFonts w:eastAsiaTheme="majorEastAsia"/>
+        </w:rPr>
+        <w:t>(</w:t>
+      </w:r>
+      <w:proofErr w:type="spellStart"/>
+      <w:proofErr w:type="gramEnd"/>
+      <w:r>
+        <w:rPr>
+          <w:rStyle w:val="nx"/>
+        </w:rPr>
+        <w:t>PaymentGateway</w:t>
+      </w:r>
+      <w:proofErr w:type="spellEnd"/>
+      <w:r>
+        <w:t xml:space="preserve"> </w:t>
+      </w:r>
+      <w:r>
+        <w:rPr>
+          <w:rStyle w:val="nv"/>
+        </w:rPr>
+        <w:t>$</w:t>
+      </w:r>
+      <w:proofErr w:type="spellStart"/>
+      <w:r>
+        <w:rPr>
+          <w:rStyle w:val="nv"/>
+        </w:rPr>
+        <w:t>paymentGateway</w:t>
+      </w:r>
+      <w:proofErr w:type="spellEnd"/>
+      <w:r>
+        <w:rPr>
+          <w:rStyle w:val="p"/>
+          <w:rFonts w:eastAsiaTheme="majorEastAsia"/>
+        </w:rPr>
+        <w:t>)</w:t>
+      </w:r>
+      <w:r>
+        <w:t xml:space="preserve"> </w:t>
+      </w:r>
+      <w:r>
+        <w:rPr>
+          <w:rStyle w:val="p"/>
+          <w:rFonts w:eastAsiaTheme="majorEastAsia"/>
+        </w:rPr>
+        <w:t>{</w:t>
+      </w:r>
+    </w:p>
+    <w:p>
+      <w:pPr>
+        <w:pStyle w:val="HTMLPreformatted"/>
+      </w:pPr>
+      <w:r>
+        <w:t xml:space="preserve">        </w:t>
+      </w:r>
+      <w:r>
+        <w:rPr>
+          <w:rStyle w:val="nv"/>
+        </w:rPr>
+        <w:t>$this</w:t>
+      </w:r>
+      <w:r>
+        <w:rPr>
+          <w:rStyle w:val="o"/>
+        </w:rPr>
+        <w:t>-&gt;</w:t>
+      </w:r>
+      <w:proofErr w:type="spellStart"/>
+      <w:r>
+        <w:rPr>
+          <w:rStyle w:val="na"/>
+        </w:rPr>
+        <w:t>paymentGateway</w:t>
+      </w:r>
+      <w:proofErr w:type="spellEnd"/>
+      <w:r>
+        <w:t xml:space="preserve"> </w:t>
+      </w:r>
+      <w:r>
+        <w:rPr>
+          <w:rStyle w:val="o"/>
+        </w:rPr>
+        <w:t>=</w:t>
+      </w:r>
+      <w:r>
+        <w:t xml:space="preserve"> </w:t>
+      </w:r>
+      <w:r>
+        <w:rPr>
+          <w:rStyle w:val="nv"/>
+        </w:rPr>
+        <w:t>$</w:t>
+      </w:r>
+      <w:proofErr w:type="spellStart"/>
+      <w:r>
+        <w:rPr>
+          <w:rStyle w:val="nv"/>
+        </w:rPr>
+        <w:t>paymentGateway</w:t>
+      </w:r>
+      <w:proofErr w:type="spellEnd"/>
+      <w:r>
+        <w:rPr>
+          <w:rStyle w:val="p"/>
+          <w:rFonts w:eastAsiaTheme="majorEastAsia"/>
+        </w:rPr>
+        <w:t>;</w:t>
+      </w:r>
+    </w:p>
+    <w:p>
+      <w:pPr>
+        <w:pStyle w:val="HTMLPreformatted"/>
+      </w:pPr>
+      <w:r>
+        <w:t xml:space="preserve">    </w:t>
+      </w:r>
+      <w:r>
+        <w:rPr>
+          <w:rStyle w:val="p"/>
+          <w:rFonts w:eastAsiaTheme="majorEastAsia"/>
+        </w:rPr>
+        <w:t>}</w:t>
+      </w:r>
+    </w:p>
+    <w:p>
+      <w:pPr>
+        <w:pStyle w:val="HTMLPreformatted"/>
+      </w:pPr>
+    </w:p>
+    <w:p>
+      <w:pPr>
+        <w:pStyle w:val="HTMLPreformatted"/>
+      </w:pPr>
+      <w:r>
+        <w:t xml:space="preserve">    </w:t>
+      </w:r>
+      <w:r>
+        <w:rPr>
+          <w:rStyle w:val="k"/>
+        </w:rPr>
+        <w:t>public</w:t>
+      </w:r>
+      <w:r>
+        <w:t xml:space="preserve"> </w:t>
+      </w:r>
+      <w:r>
+        <w:rPr>
+          <w:rStyle w:val="k"/>
+        </w:rPr>
+        <w:t>function</w:t>
+      </w:r>
+      <w:r>
+        <w:t xml:space="preserve"> </w:t>
+      </w:r>
+      <w:proofErr w:type="spellStart"/>
+      <w:r>
+        <w:rPr>
+          <w:rStyle w:val="nf"/>
+        </w:rPr>
+        <w:t>processPayment</w:t>
+      </w:r>
+      <w:proofErr w:type="spellEnd"/>
+      <w:r>
+        <w:rPr>
+          <w:rStyle w:val="p"/>
+          <w:rFonts w:eastAsiaTheme="majorEastAsia"/>
+        </w:rPr>
+        <w:t>(</w:t>
+      </w:r>
+      <w:r>
+        <w:rPr>
+          <w:rStyle w:val="nv"/>
+        </w:rPr>
+        <w:t>$amount</w:t>
+      </w:r>
+      <w:r>
+        <w:rPr>
+          <w:rStyle w:val="p"/>
+          <w:rFonts w:eastAsiaTheme="majorEastAsia"/>
+        </w:rPr>
+        <w:t>)</w:t>
+      </w:r>
+      <w:r>
+        <w:t xml:space="preserve"> </w:t>
+      </w:r>
+      <w:r>
+        <w:rPr>
+          <w:rStyle w:val="p"/>
+          <w:rFonts w:eastAsiaTheme="majorEastAsia"/>
+        </w:rPr>
+        <w:t>{</w:t>
+      </w:r>
+    </w:p>
+    <w:p>
+      <w:pPr>
+        <w:pStyle w:val="HTMLPreformatted"/>
+      </w:pPr>
+      <w:r>
+        <w:t xml:space="preserve">        </w:t>
+      </w:r>
+      <w:r>
+        <w:rPr>
+          <w:rStyle w:val="nv"/>
+        </w:rPr>
+        <w:t>$this</w:t>
+      </w:r>
+      <w:r>
+        <w:rPr>
+          <w:rStyle w:val="o"/>
+        </w:rPr>
+        <w:t>-&gt;</w:t>
+      </w:r>
+      <w:proofErr w:type="spellStart"/>
+      <w:r>
+        <w:rPr>
+          <w:rStyle w:val="na"/>
+        </w:rPr>
+        <w:t>paymentGateway</w:t>
+      </w:r>
+      <w:proofErr w:type="spellEnd"/>
+      <w:r>
+        <w:rPr>
+          <w:rStyle w:val="o"/>
+        </w:rPr>
+        <w:t>-&gt;</w:t>
+      </w:r>
+      <w:proofErr w:type="spellStart"/>
+      <w:r>
+        <w:rPr>
+          <w:rStyle w:val="na"/>
+        </w:rPr>
+        <w:t>makePayment</w:t>
+      </w:r>
+      <w:proofErr w:type="spellEnd"/>
+      <w:r>
+        <w:rPr>
+          <w:rStyle w:val="p"/>
+          <w:rFonts w:eastAsiaTheme="majorEastAsia"/>
+        </w:rPr>
+        <w:t>(</w:t>
+      </w:r>
+      <w:r>
+        <w:rPr>
+          <w:rStyle w:val="nv"/>
+        </w:rPr>
+        <w:t>$amount</w:t>
+      </w:r>
+      <w:r>
+        <w:rPr>
+          <w:rStyle w:val="p"/>
+          <w:rFonts w:eastAsiaTheme="majorEastAsia"/>
+        </w:rPr>
+        <w:t>);</w:t>
+      </w:r>
+    </w:p>
+    <w:p>
+      <w:pPr>
+        <w:pStyle w:val="HTMLPreformatted"/>
+      </w:pPr>
+      <w:r>
+        <w:t xml:space="preserve">    </w:t>
+      </w:r>
+      <w:r>
+        <w:rPr>
+          <w:rStyle w:val="p"/>
+          <w:rFonts w:eastAsiaTheme="majorEastAsia"/>
+        </w:rPr>
+        <w:t>}</w:t>
+      </w:r>
+    </w:p>
+    <w:p>
+      <w:pPr>
+        <w:pStyle w:val="HTMLPreformatted"/>
+      </w:pPr>
+      <w:r>
+        <w:rPr>
+          <w:rStyle w:val="p"/>
+          <w:rFonts w:eastAsiaTheme="majorEastAsia"/>
+        </w:rPr>
+        <w:t>}</w:t>
+      </w:r>
+    </w:p>
+    <w:p>
+      <w:pPr>
+        <w:pStyle w:val="NormalWeb"/>
+        <w:bidi/>
+        <w:rPr>
+          <w:rFonts w:ascii="Vazir" w:hAnsi="Vazir" w:cs="Vazir"/>
+        </w:rPr>
+      </w:pPr>
+      <w:r>
+        <w:rPr>
+          <w:rFonts w:ascii="Vazir" w:hAnsi="Vazir" w:cs="Vazir"/>
+          <w:rtl/>
+        </w:rPr>
+        <w:t>کلاسی که یک آبجکت از نوع</w:t>
+      </w:r>
+      <w:r>
+        <w:rPr>
+          <w:rFonts w:ascii="Vazir" w:hAnsi="Vazir" w:cs="Vazir"/>
+        </w:rPr>
+        <w:t xml:space="preserve"> Payment </w:t>
+      </w:r>
+      <w:r>
+        <w:rPr>
+          <w:rFonts w:ascii="Vazir" w:hAnsi="Vazir" w:cs="Vazir"/>
+          <w:rtl/>
+        </w:rPr>
+        <w:t>رو دریافت می کرد و پردازش پرداخت رو انجام میداد حالا امکان دریافت آبجکت از نوع کلاس جدید رو هم پیدا می کنه</w:t>
+      </w:r>
+    </w:p>
+    <w:p>
+      <w:pPr>
+        <w:pStyle w:val="HTMLPreformatted"/>
+      </w:pPr>
+      <w:proofErr w:type="gramStart"/>
+      <w:r>
+        <w:rPr>
+          <w:rStyle w:val="cp"/>
+        </w:rPr>
+        <w:t>&lt;?</w:t>
+      </w:r>
+      <w:proofErr w:type="spellStart"/>
+      <w:r>
+        <w:rPr>
+          <w:rStyle w:val="cp"/>
+        </w:rPr>
+        <w:t>php</w:t>
+      </w:r>
+      <w:proofErr w:type="spellEnd"/>
+      <w:proofErr w:type="gramEnd"/>
+    </w:p>
+    <w:p>
+      <w:pPr>
+        <w:pStyle w:val="HTMLPreformatted"/>
+      </w:pPr>
+    </w:p>
+    <w:p>
+      <w:pPr>
+        <w:pStyle w:val="HTMLPreformatted"/>
+      </w:pPr>
+      <w:r>
+        <w:rPr>
+          <w:rStyle w:val="c1"/>
+        </w:rPr>
+        <w:t>// Payment Processing System</w:t>
+      </w:r>
+    </w:p>
+    <w:p>
+      <w:pPr>
+        <w:pStyle w:val="HTMLPreformatted"/>
+      </w:pPr>
+      <w:r>
+        <w:rPr>
+          <w:rStyle w:val="k"/>
+        </w:rPr>
+        <w:t>class</w:t>
+      </w:r>
+      <w:r>
+        <w:t xml:space="preserve"> </w:t>
+      </w:r>
+      <w:proofErr w:type="spellStart"/>
+      <w:r>
+        <w:rPr>
+          <w:rStyle w:val="nc"/>
+        </w:rPr>
+        <w:t>PaymentProcessor</w:t>
+      </w:r>
+      <w:proofErr w:type="spellEnd"/>
+      <w:r>
+        <w:t xml:space="preserve"> </w:t>
+      </w:r>
+      <w:r>
+        <w:rPr>
+          <w:rStyle w:val="p"/>
+          <w:rFonts w:eastAsiaTheme="majorEastAsia"/>
+        </w:rPr>
+        <w:t>{</w:t>
+      </w:r>
+    </w:p>
+    <w:p>
+      <w:pPr>
+        <w:pStyle w:val="HTMLPreformatted"/>
+      </w:pPr>
+      <w:r>
+        <w:t xml:space="preserve">    </w:t>
+      </w:r>
+      <w:r>
+        <w:rPr>
+          <w:rStyle w:val="k"/>
+        </w:rPr>
+        <w:t>private</w:t>
+      </w:r>
+      <w:r>
+        <w:t xml:space="preserve"> </w:t>
+      </w:r>
+      <w:r>
+        <w:rPr>
+          <w:rStyle w:val="nx"/>
+        </w:rPr>
+        <w:t>Payment</w:t>
+      </w:r>
+      <w:r>
+        <w:t xml:space="preserve"> </w:t>
+      </w:r>
+      <w:r>
+        <w:rPr>
+          <w:rStyle w:val="nv"/>
+        </w:rPr>
+        <w:t>$payment</w:t>
+      </w:r>
+      <w:r>
+        <w:rPr>
+          <w:rStyle w:val="p"/>
+          <w:rFonts w:eastAsiaTheme="majorEastAsia"/>
+        </w:rPr>
+        <w:t>;</w:t>
+      </w:r>
+    </w:p>
+    <w:p>
+      <w:pPr>
+        <w:pStyle w:val="HTMLPreformatted"/>
+      </w:pPr>
+    </w:p>
+    <w:p>
+      <w:pPr>
+        <w:pStyle w:val="HTMLPreformatted"/>
+      </w:pPr>
+      <w:r>
+        <w:t xml:space="preserve">    </w:t>
+      </w:r>
+      <w:r>
+        <w:rPr>
+          <w:rStyle w:val="k"/>
+        </w:rPr>
+        <w:t>public</w:t>
+      </w:r>
+      <w:r>
+        <w:t xml:space="preserve"> </w:t>
+      </w:r>
+      <w:r>
+        <w:rPr>
+          <w:rStyle w:val="k"/>
+        </w:rPr>
+        <w:t>function</w:t>
+      </w:r>
+      <w:r>
+        <w:t xml:space="preserve"> </w:t>
+      </w:r>
+      <w:r>
+        <w:rPr>
+          <w:rStyle w:val="fm"/>
+        </w:rPr>
+        <w:t>__</w:t>
+      </w:r>
+      <w:proofErr w:type="gramStart"/>
+      <w:r>
+        <w:rPr>
+          <w:rStyle w:val="fm"/>
+        </w:rPr>
+        <w:t>construct</w:t>
+      </w:r>
+      <w:r>
+        <w:rPr>
+          <w:rStyle w:val="p"/>
+          <w:rFonts w:eastAsiaTheme="majorEastAsia"/>
+        </w:rPr>
+        <w:t>(</w:t>
+      </w:r>
+      <w:proofErr w:type="gramEnd"/>
+      <w:r>
+        <w:rPr>
+          <w:rStyle w:val="nx"/>
+        </w:rPr>
+        <w:t>Payment</w:t>
+      </w:r>
+      <w:r>
+        <w:t xml:space="preserve"> </w:t>
+      </w:r>
+      <w:r>
+        <w:rPr>
+          <w:rStyle w:val="nv"/>
+        </w:rPr>
+        <w:t>$payment</w:t>
+      </w:r>
+      <w:r>
+        <w:rPr>
+          <w:rStyle w:val="p"/>
+          <w:rFonts w:eastAsiaTheme="majorEastAsia"/>
+        </w:rPr>
+        <w:t>)</w:t>
+      </w:r>
+      <w:r>
+        <w:t xml:space="preserve"> </w:t>
+      </w:r>
+      <w:r>
+        <w:rPr>
+          <w:rStyle w:val="p"/>
+          <w:rFonts w:eastAsiaTheme="majorEastAsia"/>
+        </w:rPr>
+        <w:t>{</w:t>
+      </w:r>
+    </w:p>
+    <w:p>
+      <w:pPr>
+        <w:pStyle w:val="HTMLPreformatted"/>
+      </w:pPr>
+      <w:r>
+        <w:t xml:space="preserve">        </w:t>
+      </w:r>
+      <w:r>
+        <w:rPr>
+          <w:rStyle w:val="nv"/>
+        </w:rPr>
+        <w:t>$this</w:t>
+      </w:r>
+      <w:r>
+        <w:rPr>
+          <w:rStyle w:val="o"/>
+        </w:rPr>
+        <w:t>-&gt;</w:t>
+      </w:r>
+      <w:r>
+        <w:rPr>
+          <w:rStyle w:val="na"/>
+        </w:rPr>
+        <w:t>payment</w:t>
+      </w:r>
+      <w:r>
+        <w:t xml:space="preserve"> </w:t>
+      </w:r>
+      <w:r>
+        <w:rPr>
+          <w:rStyle w:val="o"/>
+        </w:rPr>
+        <w:t>=</w:t>
+      </w:r>
+      <w:r>
+        <w:t xml:space="preserve"> </w:t>
+      </w:r>
+      <w:r>
+        <w:rPr>
+          <w:rStyle w:val="nv"/>
+        </w:rPr>
+        <w:t>$payment</w:t>
+      </w:r>
+      <w:r>
+        <w:rPr>
+          <w:rStyle w:val="p"/>
+          <w:rFonts w:eastAsiaTheme="majorEastAsia"/>
+        </w:rPr>
+        <w:t>;</w:t>
+      </w:r>
+    </w:p>
+    <w:p>
+      <w:pPr>
+        <w:pStyle w:val="HTMLPreformatted"/>
+      </w:pPr>
+      <w:r>
+        <w:t xml:space="preserve">    </w:t>
+      </w:r>
+      <w:r>
+        <w:rPr>
+          <w:rStyle w:val="p"/>
+          <w:rFonts w:eastAsiaTheme="majorEastAsia"/>
+        </w:rPr>
+        <w:t>}</w:t>
+      </w:r>
+    </w:p>
+    <w:p>
+      <w:pPr>
+        <w:pStyle w:val="HTMLPreformatted"/>
+      </w:pPr>
+    </w:p>
+    <w:p>
+      <w:pPr>
+        <w:pStyle w:val="HTMLPreformatted"/>
+      </w:pPr>
+      <w:r>
+        <w:t xml:space="preserve">    </w:t>
+      </w:r>
+      <w:r>
+        <w:rPr>
+          <w:rStyle w:val="k"/>
+        </w:rPr>
+        <w:t>public</w:t>
+      </w:r>
+      <w:r>
+        <w:t xml:space="preserve"> </w:t>
+      </w:r>
+      <w:r>
+        <w:rPr>
+          <w:rStyle w:val="k"/>
+        </w:rPr>
+        <w:t>function</w:t>
+      </w:r>
+      <w:r>
+        <w:t xml:space="preserve"> </w:t>
+      </w:r>
+      <w:r>
+        <w:rPr>
+          <w:rStyle w:val="nf"/>
+        </w:rPr>
+        <w:t>process</w:t>
+      </w:r>
+      <w:r>
+        <w:rPr>
+          <w:rStyle w:val="p"/>
+          <w:rFonts w:eastAsiaTheme="majorEastAsia"/>
+        </w:rPr>
+        <w:t>(</w:t>
+      </w:r>
+      <w:r>
+        <w:rPr>
+          <w:rStyle w:val="nv"/>
+        </w:rPr>
+        <w:t>$amount</w:t>
+      </w:r>
+      <w:r>
+        <w:rPr>
+          <w:rStyle w:val="p"/>
+          <w:rFonts w:eastAsiaTheme="majorEastAsia"/>
+        </w:rPr>
+        <w:t>)</w:t>
+      </w:r>
+      <w:r>
+        <w:rPr>
+          <w:rStyle w:val="o"/>
+        </w:rPr>
+        <w:t>:</w:t>
+      </w:r>
+      <w:r>
+        <w:t xml:space="preserve"> </w:t>
+      </w:r>
+      <w:r>
+        <w:rPr>
+          <w:rStyle w:val="nx"/>
+        </w:rPr>
+        <w:t>void</w:t>
+      </w:r>
+    </w:p>
+    <w:p>
+      <w:pPr>
+        <w:pStyle w:val="HTMLPreformatted"/>
+      </w:pPr>
+      <w:r>
+        <w:t xml:space="preserve">    </w:t>
+      </w:r>
+      <w:r>
+        <w:rPr>
+          <w:rStyle w:val="p"/>
+          <w:rFonts w:eastAsiaTheme="majorEastAsia"/>
+        </w:rPr>
+        <w:t>{</w:t>
+      </w:r>
+    </w:p>
+    <w:p>
+      <w:pPr>
+        <w:pStyle w:val="HTMLPreformatted"/>
+      </w:pPr>
+      <w:r>
+        <w:t xml:space="preserve">        </w:t>
+      </w:r>
+      <w:r>
+        <w:rPr>
+          <w:rStyle w:val="nv"/>
+        </w:rPr>
+        <w:t>$this</w:t>
+      </w:r>
+      <w:r>
+        <w:rPr>
+          <w:rStyle w:val="o"/>
+        </w:rPr>
+        <w:t>-&gt;</w:t>
+      </w:r>
+      <w:r>
+        <w:rPr>
+          <w:rStyle w:val="na"/>
+        </w:rPr>
+        <w:t>payment</w:t>
+      </w:r>
+      <w:r>
+        <w:rPr>
+          <w:rStyle w:val="o"/>
+        </w:rPr>
+        <w:t>-&gt;</w:t>
+      </w:r>
+      <w:proofErr w:type="spellStart"/>
+      <w:r>
+        <w:rPr>
+          <w:rStyle w:val="na"/>
+        </w:rPr>
+        <w:t>processPayment</w:t>
+      </w:r>
+      <w:proofErr w:type="spellEnd"/>
+      <w:r>
+        <w:rPr>
+          <w:rStyle w:val="p"/>
+          <w:rFonts w:eastAsiaTheme="majorEastAsia"/>
+        </w:rPr>
+        <w:t>(</w:t>
+      </w:r>
+      <w:r>
+        <w:rPr>
+          <w:rStyle w:val="nv"/>
+        </w:rPr>
+        <w:t>$amount</w:t>
+      </w:r>
+      <w:r>
+        <w:rPr>
+          <w:rStyle w:val="p"/>
+          <w:rFonts w:eastAsiaTheme="majorEastAsia"/>
+        </w:rPr>
+        <w:t>);</w:t>
+      </w:r>
+    </w:p>
+    <w:p>
+      <w:pPr>
+        <w:pStyle w:val="HTMLPreformatted"/>
+      </w:pPr>
+      <w:r>
+        <w:t xml:space="preserve">    </w:t>
+      </w:r>
+      <w:r>
+        <w:rPr>
+          <w:rStyle w:val="p"/>
+          <w:rFonts w:eastAsiaTheme="majorEastAsia"/>
+        </w:rPr>
+        <w:t>}</w:t>
+      </w:r>
+    </w:p>
+    <w:p>
+      <w:pPr>
+        <w:pStyle w:val="HTMLPreformatted"/>
+      </w:pPr>
+      <w:r>
+        <w:rPr>
+          <w:rStyle w:val="p"/>
+          <w:rFonts w:eastAsiaTheme="majorEastAsia"/>
+        </w:rPr>
+        <w:t>}</w:t>
+      </w:r>
+    </w:p>
+    <w:p>
+      <w:pPr>
+        <w:pStyle w:val="Heading2"/>
+        <w:bidi/>
+        <w:rPr>
+          <w:rFonts w:ascii="Vazir" w:hAnsi="Vazir" w:cs="Vazir"/>
+          <w:sz w:val="28"/>
+          <w:szCs w:val="28"/>
+        </w:rPr>
+      </w:pPr>
+      <w:r>
+        <w:rPr>
+          <w:rFonts w:ascii="Vazir" w:hAnsi="Vazir" w:cs="Vazir"/>
+          <w:sz w:val="28"/>
+          <w:szCs w:val="28"/>
+          <w:rtl/>
+        </w:rPr>
+        <w:lastRenderedPageBreak/>
+        <w:t>نحوه فراخوانی</w:t>
+      </w:r>
+    </w:p>
+    <w:p>
+      <w:pPr>
+        <w:pStyle w:val="HTMLPreformatted"/>
+      </w:pPr>
+      <w:proofErr w:type="gramStart"/>
+      <w:r>
+        <w:rPr>
+          <w:rStyle w:val="cp"/>
+        </w:rPr>
+        <w:t>&lt;?</w:t>
+      </w:r>
+      <w:proofErr w:type="spellStart"/>
+      <w:r>
+        <w:rPr>
+          <w:rStyle w:val="cp"/>
+        </w:rPr>
+        <w:t>php</w:t>
+      </w:r>
+      <w:proofErr w:type="spellEnd"/>
+      <w:proofErr w:type="gramEnd"/>
+    </w:p>
+    <w:p>
+      <w:pPr>
+        <w:pStyle w:val="HTMLPreformatted"/>
+      </w:pPr>
+    </w:p>
+    <w:p>
+      <w:pPr>
+        <w:pStyle w:val="HTMLPreformatted"/>
+      </w:pPr>
+      <w:r>
+        <w:rPr>
+          <w:rStyle w:val="c1"/>
+        </w:rPr>
+        <w:t>// Client Code</w:t>
+      </w:r>
+    </w:p>
+    <w:p>
+      <w:pPr>
+        <w:pStyle w:val="HTMLPreformatted"/>
+      </w:pPr>
+      <w:r>
+        <w:rPr>
+          <w:rStyle w:val="nv"/>
+        </w:rPr>
+        <w:t>$</w:t>
+      </w:r>
+      <w:proofErr w:type="spellStart"/>
+      <w:r>
+        <w:rPr>
+          <w:rStyle w:val="nv"/>
+        </w:rPr>
+        <w:t>paymentGateway</w:t>
+      </w:r>
+      <w:proofErr w:type="spellEnd"/>
+      <w:r>
+        <w:t xml:space="preserve"> </w:t>
+      </w:r>
+      <w:r>
+        <w:rPr>
+          <w:rStyle w:val="o"/>
+        </w:rPr>
+        <w:t>=</w:t>
+      </w:r>
+      <w:r>
+        <w:t xml:space="preserve"> </w:t>
+      </w:r>
+      <w:r>
+        <w:rPr>
+          <w:rStyle w:val="k"/>
+        </w:rPr>
+        <w:t>new</w:t>
+      </w:r>
+      <w:r>
+        <w:t xml:space="preserve"> </w:t>
+      </w:r>
+      <w:proofErr w:type="spellStart"/>
+      <w:proofErr w:type="gramStart"/>
+      <w:r>
+        <w:rPr>
+          <w:rStyle w:val="nx"/>
+        </w:rPr>
+        <w:t>PaymentGateway</w:t>
+      </w:r>
+      <w:proofErr w:type="spellEnd"/>
+      <w:r>
+        <w:rPr>
+          <w:rStyle w:val="p"/>
+          <w:rFonts w:eastAsiaTheme="majorEastAsia"/>
+        </w:rPr>
+        <w:t>(</w:t>
+      </w:r>
+      <w:proofErr w:type="gramEnd"/>
+      <w:r>
+        <w:rPr>
+          <w:rStyle w:val="p"/>
+          <w:rFonts w:eastAsiaTheme="majorEastAsia"/>
+        </w:rPr>
+        <w:t>);</w:t>
+      </w:r>
+    </w:p>
+    <w:p>
+      <w:pPr>
+        <w:pStyle w:val="HTMLPreformatted"/>
+      </w:pPr>
+      <w:r>
+        <w:rPr>
+          <w:rStyle w:val="nv"/>
+        </w:rPr>
+        <w:t>$</w:t>
+      </w:r>
+      <w:proofErr w:type="spellStart"/>
+      <w:r>
+        <w:rPr>
+          <w:rStyle w:val="nv"/>
+        </w:rPr>
+        <w:t>paymentAdapter</w:t>
+      </w:r>
+      <w:proofErr w:type="spellEnd"/>
+      <w:r>
+        <w:t xml:space="preserve"> </w:t>
+      </w:r>
+      <w:r>
+        <w:rPr>
+          <w:rStyle w:val="o"/>
+        </w:rPr>
+        <w:t>=</w:t>
+      </w:r>
+      <w:r>
+        <w:t xml:space="preserve"> </w:t>
+      </w:r>
+      <w:r>
+        <w:rPr>
+          <w:rStyle w:val="k"/>
+        </w:rPr>
+        <w:t>new</w:t>
+      </w:r>
+      <w:r>
+        <w:t xml:space="preserve"> </w:t>
+      </w:r>
+      <w:proofErr w:type="spellStart"/>
+      <w:r>
+        <w:rPr>
+          <w:rStyle w:val="nx"/>
+        </w:rPr>
+        <w:t>PaymentGatewayAdapter</w:t>
+      </w:r>
+      <w:proofErr w:type="spellEnd"/>
+      <w:r>
+        <w:rPr>
+          <w:rStyle w:val="p"/>
+          <w:rFonts w:eastAsiaTheme="majorEastAsia"/>
+        </w:rPr>
+        <w:t>(</w:t>
+      </w:r>
+      <w:r>
+        <w:rPr>
+          <w:rStyle w:val="nv"/>
+        </w:rPr>
+        <w:t>$</w:t>
+      </w:r>
+      <w:proofErr w:type="spellStart"/>
+      <w:r>
+        <w:rPr>
+          <w:rStyle w:val="nv"/>
+        </w:rPr>
+        <w:t>paymentGateway</w:t>
+      </w:r>
+      <w:proofErr w:type="spellEnd"/>
+      <w:r>
+        <w:rPr>
+          <w:rStyle w:val="p"/>
+          <w:rFonts w:eastAsiaTheme="majorEastAsia"/>
+        </w:rPr>
+        <w:t>);</w:t>
+      </w:r>
+    </w:p>
+    <w:p>
+      <w:pPr>
+        <w:pStyle w:val="HTMLPreformatted"/>
+      </w:pPr>
+      <w:r>
+        <w:rPr>
+          <w:rStyle w:val="nv"/>
+        </w:rPr>
+        <w:t>$</w:t>
+      </w:r>
+      <w:proofErr w:type="spellStart"/>
+      <w:r>
+        <w:rPr>
+          <w:rStyle w:val="nv"/>
+        </w:rPr>
+        <w:t>paymentProcessor</w:t>
+      </w:r>
+      <w:proofErr w:type="spellEnd"/>
+      <w:r>
+        <w:t xml:space="preserve"> </w:t>
+      </w:r>
+      <w:r>
+        <w:rPr>
+          <w:rStyle w:val="o"/>
+        </w:rPr>
+        <w:t>=</w:t>
+      </w:r>
+      <w:r>
+        <w:t xml:space="preserve"> </w:t>
+      </w:r>
+      <w:r>
+        <w:rPr>
+          <w:rStyle w:val="k"/>
+        </w:rPr>
+        <w:t>new</w:t>
+      </w:r>
+      <w:r>
+        <w:t xml:space="preserve"> </w:t>
+      </w:r>
+      <w:proofErr w:type="spellStart"/>
+      <w:r>
+        <w:rPr>
+          <w:rStyle w:val="nx"/>
+        </w:rPr>
+        <w:t>PaymentProcessor</w:t>
+      </w:r>
+      <w:proofErr w:type="spellEnd"/>
+      <w:r>
+        <w:rPr>
+          <w:rStyle w:val="p"/>
+          <w:rFonts w:eastAsiaTheme="majorEastAsia"/>
+        </w:rPr>
+        <w:t>(</w:t>
+      </w:r>
+      <w:r>
+        <w:rPr>
+          <w:rStyle w:val="nv"/>
+        </w:rPr>
+        <w:t>$</w:t>
+      </w:r>
+      <w:proofErr w:type="spellStart"/>
+      <w:r>
+        <w:rPr>
+          <w:rStyle w:val="nv"/>
+        </w:rPr>
+        <w:t>paymentAdapter</w:t>
+      </w:r>
+      <w:proofErr w:type="spellEnd"/>
+      <w:r>
+        <w:rPr>
+          <w:rStyle w:val="p"/>
+          <w:rFonts w:eastAsiaTheme="majorEastAsia"/>
+        </w:rPr>
+        <w:t>);</w:t>
+      </w:r>
+    </w:p>
+    <w:p>
+      <w:pPr>
+        <w:pStyle w:val="HTMLPreformatted"/>
+      </w:pPr>
+    </w:p>
+    <w:p>
+      <w:pPr>
+        <w:pStyle w:val="HTMLPreformatted"/>
+      </w:pPr>
+      <w:r>
+        <w:rPr>
+          <w:rStyle w:val="nv"/>
+        </w:rPr>
+        <w:t>$</w:t>
+      </w:r>
+      <w:proofErr w:type="spellStart"/>
+      <w:r>
+        <w:rPr>
+          <w:rStyle w:val="nv"/>
+        </w:rPr>
+        <w:t>paymentProcessor</w:t>
+      </w:r>
+      <w:proofErr w:type="spellEnd"/>
+      <w:r>
+        <w:rPr>
+          <w:rStyle w:val="o"/>
+        </w:rPr>
+        <w:t>-&gt;</w:t>
+      </w:r>
+      <w:proofErr w:type="gramStart"/>
+      <w:r>
+        <w:rPr>
+          <w:rStyle w:val="na"/>
+        </w:rPr>
+        <w:t>process</w:t>
+      </w:r>
+      <w:r>
+        <w:rPr>
+          <w:rStyle w:val="p"/>
+          <w:rFonts w:eastAsiaTheme="majorEastAsia"/>
+        </w:rPr>
+        <w:t>(</w:t>
+      </w:r>
+      <w:proofErr w:type="gramEnd"/>
+      <w:r>
+        <w:rPr>
+          <w:rStyle w:val="mi"/>
+        </w:rPr>
+        <w:t>100</w:t>
+      </w:r>
+      <w:r>
+        <w:rPr>
+          <w:rStyle w:val="p"/>
+          <w:rFonts w:eastAsiaTheme="majorEastAsia"/>
+        </w:rPr>
+        <w:t>);</w:t>
+      </w:r>
+      <w:r>
+        <w:t xml:space="preserve"> </w:t>
+      </w:r>
+      <w:r>
+        <w:rPr>
+          <w:rStyle w:val="c1"/>
+        </w:rPr>
+        <w:t>// Payment of 100 processed using the third-party payment gateway API</w:t>
+      </w:r>
+    </w:p>
+    <w:p>
+      <w:pPr>
+        <w:pStyle w:val="NormalWeb"/>
+        <w:bidi/>
+        <w:rPr>
+          <w:rFonts w:ascii="Vazir" w:hAnsi="Vazir" w:cs="Vazir"/>
+          <w:sz w:val="28"/>
+          <w:szCs w:val="28"/>
+        </w:rPr>
+      </w:pPr>
+      <w:r>
+        <w:rPr>
+          <w:rFonts w:ascii="Vazir" w:hAnsi="Vazir" w:cs="Vazir"/>
+          <w:sz w:val="28"/>
+          <w:szCs w:val="28"/>
+          <w:rtl/>
+        </w:rPr>
+        <w:t>اصل</w:t>
+      </w:r>
+      <w:r>
+        <w:rPr>
+          <w:rFonts w:ascii="Vazir" w:hAnsi="Vazir" w:cs="Vazir"/>
+          <w:sz w:val="28"/>
+          <w:szCs w:val="28"/>
+        </w:rPr>
+        <w:t xml:space="preserve"> Open/Closed </w:t>
+      </w:r>
+      <w:r>
+        <w:rPr>
+          <w:rFonts w:ascii="Vazir" w:hAnsi="Vazir" w:cs="Vazir"/>
+          <w:sz w:val="28"/>
+          <w:szCs w:val="28"/>
+          <w:rtl/>
+        </w:rPr>
+        <w:t>میبینید که اینجا به خوبی داره رعایت میشه</w:t>
+      </w:r>
+      <w:r>
+        <w:rPr>
+          <w:rFonts w:ascii="Vazir" w:hAnsi="Vazir" w:cs="Vazir"/>
+          <w:sz w:val="28"/>
+          <w:szCs w:val="28"/>
+        </w:rPr>
+        <w:t>.</w:t>
+      </w:r>
+    </w:p>
+    <w:p>
+      <w:pPr>
+        <w:bidi/>
+        <w:jc w:val="both"/>
+        <w:rPr>
+          <w:rFonts w:ascii="Vazir" w:hAnsi="Vazir" w:cs="Vazir"/>
+          <w:sz w:val="28"/>
+          <w:szCs w:val="28"/>
+          <w:rtl/>
+          <w:lang w:bidi="fa-IR"/>
+        </w:rPr>
+      </w:pPr>
+    </w:p>
+    <w:p>
+      <w:pPr>
+        <w:bidi/>
+        <w:rPr>
+          <w:rFonts w:ascii="Vazir" w:hAnsi="Vazir" w:cs="Vazir" w:hint="cs"/>
+          <w:sz w:val="28"/>
+          <w:szCs w:val="28"/>
+          <w:rtl/>
+          <w:lang w:bidi="fa-IR"/>
+        </w:rPr>
+      </w:pPr>
     </w:p>
     <w:sectPr>
       <w:pgSz w:w="12240" w:h="15840"/>
@@ -33482,6 +36747,119 @@
     </w:lvl>
   </w:abstractNum>
   <w:abstractNum w:abstractNumId="2" w15:restartNumberingAfterBreak="0">
+    <w:nsid w:val="28395BA5"/>
+    <w:multiLevelType w:val="multilevel"/>
+    <w:tmpl w:val="3DE298C6"/>
+    <w:lvl w:ilvl="0">
+      <w:start w:val="1"/>
+      <w:numFmt w:val="decimal"/>
+      <w:lvlText w:val="%1."/>
+      <w:lvlJc w:val="left"/>
+      <w:pPr>
+        <w:tabs>
+          <w:tab w:val="num" w:pos="720"/>
+        </w:tabs>
+        <w:ind w:left="720" w:hanging="360"/>
+      </w:pPr>
+    </w:lvl>
+    <w:lvl w:ilvl="1" w:tentative="1">
+      <w:start w:val="1"/>
+      <w:numFmt w:val="decimal"/>
+      <w:lvlText w:val="%2."/>
+      <w:lvlJc w:val="left"/>
+      <w:pPr>
+        <w:tabs>
+          <w:tab w:val="num" w:pos="1440"/>
+        </w:tabs>
+        <w:ind w:left="1440" w:hanging="360"/>
+      </w:pPr>
+    </w:lvl>
+    <w:lvl w:ilvl="2" w:tentative="1">
+      <w:start w:val="1"/>
+      <w:numFmt w:val="decimal"/>
+      <w:lvlText w:val="%3."/>
+      <w:lvlJc w:val="left"/>
+      <w:pPr>
+        <w:tabs>
+          <w:tab w:val="num" w:pos="2160"/>
+        </w:tabs>
+        <w:ind w:left="2160" w:hanging="360"/>
+      </w:pPr>
+    </w:lvl>
+    <w:lvl w:ilvl="3" w:tentative="1">
+      <w:start w:val="1"/>
+      <w:numFmt w:val="decimal"/>
+      <w:lvlText w:val="%4."/>
+      <w:lvlJc w:val="left"/>
+      <w:pPr>
+        <w:tabs>
+          <w:tab w:val="num" w:pos="2880"/>
+        </w:tabs>
+        <w:ind w:left="2880" w:hanging="360"/>
+      </w:pPr>
+    </w:lvl>
+    <w:lvl w:ilvl="4" w:tentative="1">
+      <w:start w:val="1"/>
+      <w:numFmt w:val="decimal"/>
+      <w:lvlText w:val="%5."/>
+      <w:lvlJc w:val="left"/>
+      <w:pPr>
+        <w:tabs>
+          <w:tab w:val="num" w:pos="3600"/>
+        </w:tabs>
+        <w:ind w:left="3600" w:hanging="360"/>
+      </w:pPr>
+    </w:lvl>
+    <w:lvl w:ilvl="5" w:tentative="1">
+      <w:start w:val="1"/>
+      <w:numFmt w:val="decimal"/>
+      <w:lvlText w:val="%6."/>
+      <w:lvlJc w:val="left"/>
+      <w:pPr>
+        <w:tabs>
+          <w:tab w:val="num" w:pos="4320"/>
+        </w:tabs>
+        <w:ind w:left="4320" w:hanging="360"/>
+      </w:pPr>
+    </w:lvl>
+    <w:lvl w:ilvl="6" w:tentative="1">
+      <w:start w:val="1"/>
+      <w:numFmt w:val="decimal"/>
+      <w:lvlText w:val="%7."/>
+      <w:lvlJc w:val="left"/>
+      <w:pPr>
+        <w:tabs>
+          <w:tab w:val="num" w:pos="5040"/>
+        </w:tabs>
+        <w:ind w:left="5040" w:hanging="360"/>
+      </w:pPr>
+    </w:lvl>
+    <w:lvl w:ilvl="7" w:tentative="1">
+      <w:start w:val="1"/>
+      <w:numFmt w:val="decimal"/>
+      <w:lvlText w:val="%8."/>
+      <w:lvlJc w:val="left"/>
+      <w:pPr>
+        <w:tabs>
+          <w:tab w:val="num" w:pos="5760"/>
+        </w:tabs>
+        <w:ind w:left="5760" w:hanging="360"/>
+      </w:pPr>
+    </w:lvl>
+    <w:lvl w:ilvl="8" w:tentative="1">
+      <w:start w:val="1"/>
+      <w:numFmt w:val="decimal"/>
+      <w:lvlText w:val="%9."/>
+      <w:lvlJc w:val="left"/>
+      <w:pPr>
+        <w:tabs>
+          <w:tab w:val="num" w:pos="6480"/>
+        </w:tabs>
+        <w:ind w:left="6480" w:hanging="360"/>
+      </w:pPr>
+    </w:lvl>
+  </w:abstractNum>
+  <w:abstractNum w:abstractNumId="3" w15:restartNumberingAfterBreak="0">
     <w:nsid w:val="34420EA7"/>
     <w:multiLevelType w:val="multilevel"/>
     <w:tmpl w:val="BCC4644C"/>
@@ -33594,7 +36972,7 @@
       </w:pPr>
     </w:lvl>
   </w:abstractNum>
-  <w:abstractNum w:abstractNumId="3" w15:restartNumberingAfterBreak="0">
+  <w:abstractNum w:abstractNumId="4" w15:restartNumberingAfterBreak="0">
     <w:nsid w:val="3ACF643C"/>
     <w:multiLevelType w:val="multilevel"/>
     <w:tmpl w:val="5DF4C3A4"/>
@@ -33707,7 +37085,7 @@
       </w:pPr>
     </w:lvl>
   </w:abstractNum>
-  <w:abstractNum w:abstractNumId="4" w15:restartNumberingAfterBreak="0">
+  <w:abstractNum w:abstractNumId="5" w15:restartNumberingAfterBreak="0">
     <w:nsid w:val="43C75D2E"/>
     <w:multiLevelType w:val="multilevel"/>
     <w:tmpl w:val="D764B9D0"/>
@@ -33856,7 +37234,7 @@
       </w:rPr>
     </w:lvl>
   </w:abstractNum>
-  <w:abstractNum w:abstractNumId="5" w15:restartNumberingAfterBreak="0">
+  <w:abstractNum w:abstractNumId="6" w15:restartNumberingAfterBreak="0">
     <w:nsid w:val="4A4B603E"/>
     <w:multiLevelType w:val="multilevel"/>
     <w:tmpl w:val="C93A6A94"/>
@@ -33969,7 +37347,7 @@
       </w:pPr>
     </w:lvl>
   </w:abstractNum>
-  <w:abstractNum w:abstractNumId="6" w15:restartNumberingAfterBreak="0">
+  <w:abstractNum w:abstractNumId="7" w15:restartNumberingAfterBreak="0">
     <w:nsid w:val="6ECF4144"/>
     <w:multiLevelType w:val="multilevel"/>
     <w:tmpl w:val="28CEE8CC"/>
@@ -34118,7 +37496,7 @@
       </w:rPr>
     </w:lvl>
   </w:abstractNum>
-  <w:abstractNum w:abstractNumId="7" w15:restartNumberingAfterBreak="0">
+  <w:abstractNum w:abstractNumId="8" w15:restartNumberingAfterBreak="0">
     <w:nsid w:val="75EF2C7C"/>
     <w:multiLevelType w:val="multilevel"/>
     <w:tmpl w:val="9D2AF046"/>
@@ -34231,7 +37609,7 @@
       </w:pPr>
     </w:lvl>
   </w:abstractNum>
-  <w:abstractNum w:abstractNumId="8" w15:restartNumberingAfterBreak="0">
+  <w:abstractNum w:abstractNumId="9" w15:restartNumberingAfterBreak="0">
     <w:nsid w:val="77FF4F61"/>
     <w:multiLevelType w:val="multilevel"/>
     <w:tmpl w:val="1220AEB0"/>
@@ -34380,7 +37758,7 @@
       </w:rPr>
     </w:lvl>
   </w:abstractNum>
-  <w:abstractNum w:abstractNumId="9" w15:restartNumberingAfterBreak="0">
+  <w:abstractNum w:abstractNumId="10" w15:restartNumberingAfterBreak="0">
     <w:nsid w:val="7A781552"/>
     <w:multiLevelType w:val="multilevel"/>
     <w:tmpl w:val="5CA47F2E"/>
@@ -34493,7 +37871,7 @@
       </w:pPr>
     </w:lvl>
   </w:abstractNum>
-  <w:abstractNum w:abstractNumId="10" w15:restartNumberingAfterBreak="0">
+  <w:abstractNum w:abstractNumId="11" w15:restartNumberingAfterBreak="0">
     <w:nsid w:val="7C464DBC"/>
     <w:multiLevelType w:val="multilevel"/>
     <w:tmpl w:val="B7B2986C"/>
@@ -34606,7 +37984,7 @@
       </w:pPr>
     </w:lvl>
   </w:abstractNum>
-  <w:abstractNum w:abstractNumId="11" w15:restartNumberingAfterBreak="0">
+  <w:abstractNum w:abstractNumId="12" w15:restartNumberingAfterBreak="0">
     <w:nsid w:val="7E9319C1"/>
     <w:multiLevelType w:val="multilevel"/>
     <w:tmpl w:val="81FE86AC"/>
@@ -34720,40 +38098,43 @@
     </w:lvl>
   </w:abstractNum>
   <w:num w:numId="1">
-    <w:abstractNumId w:val="4"/>
+    <w:abstractNumId w:val="5"/>
   </w:num>
   <w:num w:numId="2">
-    <w:abstractNumId w:val="6"/>
+    <w:abstractNumId w:val="7"/>
   </w:num>
   <w:num w:numId="3">
-    <w:abstractNumId w:val="8"/>
+    <w:abstractNumId w:val="9"/>
   </w:num>
   <w:num w:numId="4">
     <w:abstractNumId w:val="0"/>
   </w:num>
   <w:num w:numId="5">
-    <w:abstractNumId w:val="5"/>
+    <w:abstractNumId w:val="6"/>
   </w:num>
   <w:num w:numId="6">
-    <w:abstractNumId w:val="10"/>
+    <w:abstractNumId w:val="11"/>
   </w:num>
   <w:num w:numId="7">
     <w:abstractNumId w:val="1"/>
   </w:num>
   <w:num w:numId="8">
+    <w:abstractNumId w:val="4"/>
+  </w:num>
+  <w:num w:numId="9">
+    <w:abstractNumId w:val="8"/>
+  </w:num>
+  <w:num w:numId="10">
     <w:abstractNumId w:val="3"/>
   </w:num>
-  <w:num w:numId="9">
-    <w:abstractNumId w:val="7"/>
-  </w:num>
-  <w:num w:numId="10">
-    <w:abstractNumId w:val="2"/>
-  </w:num>
   <w:num w:numId="11">
-    <w:abstractNumId w:val="11"/>
+    <w:abstractNumId w:val="12"/>
   </w:num>
   <w:num w:numId="12">
-    <w:abstractNumId w:val="9"/>
+    <w:abstractNumId w:val="10"/>
+  </w:num>
+  <w:num w:numId="13">
+    <w:abstractNumId w:val="2"/>
   </w:num>
 </w:numbering>
 </file>
@@ -35151,7 +38532,7 @@
   <w:style w:type="paragraph" w:default="1" w:styleId="Normal">
     <w:name w:val="Normal"/>
     <w:qFormat/>
-    <w:rsid w:val="00FD6571"/>
+    <w:rsid w:val="009564BE"/>
   </w:style>
   <w:style w:type="paragraph" w:styleId="Heading1">
     <w:name w:val="heading 1"/>
@@ -35463,6 +38844,16 @@
     <w:basedOn w:val="DefaultParagraphFont"/>
     <w:rsid w:val="0041659C"/>
   </w:style>
+  <w:style w:type="character" w:customStyle="1" w:styleId="si">
+    <w:name w:val="si"/>
+    <w:basedOn w:val="DefaultParagraphFont"/>
+    <w:rsid w:val="00725A0C"/>
+  </w:style>
+  <w:style w:type="character" w:customStyle="1" w:styleId="mi">
+    <w:name w:val="mi"/>
+    <w:basedOn w:val="DefaultParagraphFont"/>
+    <w:rsid w:val="00725A0C"/>
+  </w:style>
 </w:styles>
 </file>
 
